--- a/paper/PAPER.docx
+++ b/paper/PAPER.docx
@@ -7,7 +7,7 @@
         <w:pStyle w:val="Title"/>
       </w:pPr>
       <w:r>
-        <w:t>Oracle Observability of Quantum Transpiler Regressions</w:t>
+        <w:t xml:space="preserve">Oracle Observability of Quantum Transpiler Regressions: What Output-Equivalence Oracles Miss</w:t>
       </w:r>
     </w:p>
     <w:p>
@@ -22,7 +22,7 @@
           <w:sz w:val="24"/>
           <w:szCs w:val="24"/>
         </w:rPr>
-        <w:t>What Output-Equivalence Oracles Miss in Qiskit, and a Leakage-Safe, Cost-Aware Regression-Testing Pilot</w:t>
+        <w:t xml:space="preserve">A Cross-SDK Mining Study, a Fault-Class-Matched Oracle Family, and a Leakage-Safe Cost-Aware Pilot (Qiskit, tket, Cirq)</w:t>
       </w:r>
     </w:p>
     <w:p>
@@ -91,7 +91,7 @@
         <w:jc w:val="both"/>
       </w:pPr>
       <w:r>
-        <w:t>Quantum compilers such as Qiskit’s transpiler change frequently, and a pass modification can introduce a correctness, circuit-quality, or compilation-performance regression. Our central finding is an oracle-observability gap: across 70 merged Qiskit transpiler bug-fixes, about 34% (Wilson 95% CI [24%, 46%]) lie in channels invisible to black-box output-equivalence oracles, namely corrupted layout/contract metadata, non-determinism, and dropped global phase, anchored by a built-from-source case (ElidePermutations, H1) that an output oracle cannot distinguish from its fix yet a fault-class-matched isolated-pass/property oracle detects. Output equivalence is thus an incomplete correctness criterion for the transpiler. To study this rigorously we contribute a leakage-safe evaluation methodology and open prototype, cart: cohort-separated change events, layout-aware oracles with an empirical false-positive rate (0.068), provenance control, six implementation-validity gates, a strict claim-scope rule, and a fault-manifestation taxonomy. Piloted on Qiskit 2.x, the pipeline passes all six gates and 64 automated tests, and we verify one real forward-regression event from source. We additionally report cost-aware regression-test selection as an explicit, documented null: at this micro-corpus scale (a 1.65 CPU-second suite without cost pressure) no selector beats the simple baselines or random ordering, which an ablation attributes to its severity term. We frame the work as a reproducible feasibility study with a pre-specified path to a powered evaluation; all code and artifacts are released.</w:t>
+        <w:t xml:space="preserve">Quantum SDKs such as Qiskit are revised continually, and a single transpiler-pass change can introduce a regression. The field’s de-facto correctness criterion is output equivalence: compare the compiled circuit’s output map modulo global phase and qubit-layout permutation. We show this criterion is systematically incomplete. A repository-mining study of 68 merged Qiskit transpiler bug-fixes — independently human-coded by multiple raters (three on a 24-fix adjudicated seed, two on the remaining 44; Cohen's κ = 0.67 and 0.86, adjudicated against a frozen codebook) — finds that about 28% (95% Wilson CI 19–40%) lie in channels an output-equivalence oracle cannot observe: corrupted layout/permutation contract metadata, non-determinism, and dropped global phase. The gap is not Qiskit-specific: it replicates on a second compiler (tket, ~25%) and its magnitude scales with how much layout/permutation metadata a compiler exposes. We make the gap concrete by building the fault-class-matched oracle family that closes it — a layout/permutation contract differ, contract-level metamorphic relations (MR-1, permutation consistency), and a global-phase-tracking oracle, all layout-aware and width-tiered to avoid full unitaries beyond small circuits — and we verify three of the mined output-invisible fixes directly from source, spanning two channels — the contract/metadata fixes ElidePermutations #14603 and final_layout composition #14919, and a global-phase fix in CommutativeCancellation #14956 — on which the output oracle is provably blind while the matched oracle detects the fault. We situate the study within a leakage-safe, cost-aware regression-testing methodology (non-pooled cohorts, provenance control, six validity gates, a strict claim-scope rule); a Qiskit 2.x selection pilot returns an honest null under saturated detection, which we analyse rather than overclaim. All code, data, and artifacts are released.</w:t>
       </w:r>
     </w:p>
     <w:p>
@@ -106,7 +106,7 @@
         <w:t xml:space="preserve">Keywords: </w:t>
       </w:r>
       <w:r>
-        <w:t>Quantum software engineering · Quantum transpiler · Regression test selection · Quantum circuit equivalence checking · Qiskit · Test oracle observability</w:t>
+        <w:t xml:space="preserve">Quantum software engineering · Quantum transpiler · Regression test selection · Quantum circuit equivalence checking · Metamorphic testing · Qiskit</w:t>
       </w:r>
     </w:p>
     <w:p>
@@ -123,7 +123,7 @@
         <w:jc w:val="both"/>
       </w:pPr>
       <w:r>
-        <w:t xml:space="preserve">Quantum software development kits (SDKs) such as Qiskit are developed at a rapid and continuous pace, and the compilers inside them, the transpilers that map an abstract circuit onto a hardware-native gate set and a limited qubit connectivity, are revised very often. A single change in a layout, routing, translation, optimization, or scheduling pass can introduce a regression of one of three kinds. The first is a correctness regression, in which the program crashes or the compiled circuit computes a different unitary. The second is a circuit-quality regression, in which the output carries more two-qubit gates or a larger depth and therefore loses fidelity on noisy hardware. The third is a compilation-performance regression, in which the transpilation itself becomes slower or consumes more memory. Empirical studies have already shown that compiler and transpiler components are an important source of defects in quantum platforms [1], and several recent Qiskit transpiler fixes fall into exactly these three categories.</w:t>
+        <w:t xml:space="preserve">Quantum software development kits (SDKs) such as Qiskit are developed at a rapid and continuous pace, and the compilers inside them — the transpilers that map an abstract circuit onto a hardware-native gate set and a limited qubit connectivity — are revised very often. A single change in a layout, routing, translation, optimization, or scheduling pass can introduce a regression, and empirical studies confirm that compiler and transpiler components are an important source of defects in quantum platforms [1]. How does one know a transpiler change is correct? The field's de-facto answer is an output-equivalence oracle: because transpilation may permute qubits and shift a global phase, a compiled circuit is accepted when its output map equals the source's modulo global phase and modulo a qubit-layout permutation. This criterion underlies quantum circuit equivalence checking and the equivalence oracles used across quantum benchmark and testing suites.</w:t>
       </w:r>
     </w:p>
     <w:p>
@@ -132,7 +132,7 @@
         <w:jc w:val="both"/>
       </w:pPr>
       <w:r>
-        <w:t xml:space="preserve">Detecting such regressions early is, in essence, a regression-testing problem; the real difficulty is that the test space is very large. The atomic unit of testing is a tuple of the form (circuit, backend, transpiler configuration, oracle), and a realistic suite ranges over many circuit families and several device topologies. Existing benchmark suites, for instance, already enumerate on the order of a thousand workloads for a single SDK [2]. Re-executing the complete suite together with its equivalence oracles on every change therefore exhausts any practical CI budget rather quickly.</w:t>
+        <w:t xml:space="preserve">Our starting observation is that this criterion is systematically incomplete. A transpiler pass can corrupt the recorded layout/permutation contract (the TranspileLayout, final_index_layout, and routing_permutation metadata), make compilation non-deterministic across fixed seeds, or drop the tracked global phase, while leaving the layout-applied output map correct. Such a fault is invisible to an output-equivalence oracle by construction: the compiled program is “right”, yet the recorded metadata a downstream consumer relies on is wrong. This is not hypothetical — a real Qiskit regression in ElidePermutations (#14603) corrupted the recorded permutation while the applied output stayed correct, and passed the output oracle. We therefore ask how common such output-invisible faults are, whether the phenomenon is specific to Qiskit, and what it takes to detect them.</w:t>
       </w:r>
     </w:p>
     <w:p>
@@ -141,14 +141,7 @@
         <w:jc w:val="both"/>
       </w:pPr>
       <w:r>
-        <w:rPr>
-          <w:i/>
-          <w:iCs/>
-        </w:rPr>
-        <w:t xml:space="preserve">Motivating scenario. </w:t>
-      </w:r>
-      <w:r>
-        <w:t xml:space="preserve">Consider a developer who opens a pull request that modifies a routing heuristic. Most of the suite has nothing to do with this particular change, and yet the tight budget of a pre-merge pipeline permits only a small fraction of the tests to run. The question we ask is therefore the following: which tests, and in which order, give the best chance of revealing a regression introduced by this change, given that the cost of each test, transpilation together with oracle evaluation, varies a great deal from one test to another?</w:t>
+        <w:t xml:space="preserve">Acting on these oracles in practice is also a budgeted regression-testing problem. The atomic unit of transpiler testing is a tuple (circuit, backend, transpiler configuration, oracle), and a realistic suite ranges over many circuit families and device topologies — existing benchmark suites already enumerate on the order of a thousand workloads for a single SDK [2] — so re-executing the full suite with its oracles on every change quickly exhausts a CI budget. Which tests, and in which order, best reveal a regression introduced by an incoming change, given that the cost of each test (transpilation plus oracle evaluation) varies widely?</w:t>
       </w:r>
     </w:p>
     <w:p>
@@ -166,7 +159,7 @@
         <w:jc w:val="both"/>
       </w:pPr>
       <w:r>
-        <w:t>This paper contributes, in order of strength, an empirical measurement of an oracle-observability gap, a leakage-safe evaluation methodology and open harness, and an honest feasibility pilot with a documented null. Concretely:</w:t>
+        <w:t xml:space="preserve">This paper’s central contribution is an observability result about quantum transpiler testing, the fault-class-matched oracle family that acts on it, and the leakage-safe methodology that frames it. Concretely:</w:t>
       </w:r>
     </w:p>
     <w:p>
@@ -183,10 +176,10 @@
           <w:b/>
           <w:bCs/>
         </w:rPr>
-        <w:t xml:space="preserve">An empirical measurement of oracle observability. </w:t>
-      </w:r>
-      <w:r>
-        <w:t>We quantify how often real Qiskit transpiler regressions escape black-box output-equivalence oracles: a repository-mining study of 70 merged transpiler bug-fixes finds about 34% (Wilson 95% CI [24%, 46%]) in output-invisible channels (corrupted layout/contract metadata, non-determinism, dropped global phase), and a built-from-source case (H1, ElidePermutations) that the output oracle cannot see but a fault-class-matched isolated-pass/property oracle can. The contribution is the measurement and the demonstration, since the observation itself follows from transpiler internals.</w:t>
+        <w:t xml:space="preserve">An oracle-observability result. </w:t>
+      </w:r>
+      <w:r>
+        <w:t xml:space="preserve">The de-facto correctness criterion for quantum transpilers — output equivalence modulo global phase and qubit permutation — is systematically incomplete. A repository-mining study of 68 merged Qiskit transpiler bug-fixes, independently human-coded by multiple raters (three on a 24-fix adjudicated seed, two on the remaining 44; Cohen's κ = 0.67 and 0.86, adjudicated against a frozen codebook), finds that roughly 28% (95% Wilson CI 19–40%) fall in output-invisible channels: contract/metadata, non-determinism, and global phase. We verify three of these fixes directly from source, spanning two channels (contract/metadata: ElidePermutations #14603 and final_layout composition #14919; global phase: CommutativeCancellation #14956): the output oracle passes the buggy build while the fault is real, reachable, and caught by a matched oracle.</w:t>
       </w:r>
     </w:p>
     <w:p>
@@ -203,10 +196,10 @@
           <w:b/>
           <w:bCs/>
         </w:rPr>
-        <w:t xml:space="preserve">A leakage-safe evaluation methodology and open harness. </w:t>
-      </w:r>
-      <w:r>
-        <w:t>We separate change events into non-pooled cohorts (forward regression, fix-boundary differential, mutation), apply layout-aware oracles with an empirical false-positive rate, calibrate cost with CPU process time, freeze the change–stage map, and enforce six implementation-validity gates with a strict claim-scope rule, together with a fault-manifestation taxonomy that classifies each regression by its detection channel.</w:t>
+        <w:t xml:space="preserve">A fault-class-matched oracle family that closes the gap. </w:t>
+      </w:r>
+      <w:r>
+        <w:t xml:space="preserve">We build and validate three oracles, one per output-invisible channel: a layout/permutation contract differ; contract-level metamorphic relations (MR-1, permutation consistency — a new oracle class for transpiler metadata); and a global-phase-tracking oracle, the exact complement of output equivalence. Each is layout-aware and width-tiered (exact operator for n ≤ 12 qubits, sampled layout-normalized statevectors for 13–22, structural beyond), never forming a full 2^n x 2^n unitary at scale. With the layout method fixed the differ is well-calibrated, and under the default layout path it auto-surfaces a fixed-seed layout-metadata non-determinism (present across Qiskit 2.4.2 and 2.5.0).</w:t>
       </w:r>
     </w:p>
     <w:p>
@@ -223,10 +216,10 @@
           <w:b/>
           <w:bCs/>
         </w:rPr>
-        <w:t xml:space="preserve">A prototype (cart) and an honest feasibility pilot, with a documented null. </w:t>
-      </w:r>
-      <w:r>
-        <w:t>The methodology is realized end to end (Section 11) and piloted on Qiskit 2.x. We report the cost-aware selection study as an explicit null baseline, not a positive result: at this micro-corpus scale (a ~1.65 CPU-second suite with no cost pressure) no selector, including the proposed risk_score, beats the simple baselines or random ordering, and an ablation traces the deficit to its severity term. Selection is a feasibility baseline for the pre-specified scale-up, not a claimed method.</w:t>
+        <w:t xml:space="preserve">A leakage-safe, cost-aware methodology and an honest feasibility pilot. </w:t>
+      </w:r>
+      <w:r>
+        <w:t xml:space="preserve">We separate change events into non-pooled cohorts (forward regression, fix-boundary differential, mutation), apply tiered quantum-aware oracles with an empirical false-positive rate, freeze the change–stage map, and enforce six implementation-validity gates and a strict claim-scope rule. A Qiskit 2.x selection pilot returns a null result — a transparent risk_score selector does not beat the simple cost, diversity, history, and change-stage baselines or random ordering under saturated detection, an ablation tracing the deficit to its severity term — which we report as feasibility evidence, not a verdict.</w:t>
       </w:r>
     </w:p>
     <w:p>
@@ -235,7 +228,7 @@
         <w:jc w:val="both"/>
       </w:pPr>
       <w:r>
-        <w:t xml:space="preserve">We answer three research questions: RQ1 (is the leakage-safe pipeline operationally sound under an executable gate audit?), RQ2 (how does the transparent selector compare with the baselines (including random ordering) at this scale, and what can be concluded?), and RQ3 (which real historical transpiler regressions are observable through black-box oracles on commodity hardware, and which are merely unreproduced?). All comparative claims are scoped as pilot evidence. Section 2 gives background; Section 3 surveys related work; Section 4 presents the methodology; Section 5 the implementation; Section 6 the pilot; Sections 7–9 discuss findings, threats, and future work; Section 10 concludes; Section 11 is the artifact statement.</w:t>
+        <w:t xml:space="preserve">We answer three research questions. RQ1 (observability): how often do real, merged transpiler bug-fixes fall in channels a black-box output-equivalence oracle cannot observe, and does this rate replicate across compilers? RQ2 (detection): can a fault-class-matched oracle family — a layout/permutation contract differ, contract-level metamorphic relations, and a global-phase tracker — detect these output-invisible faults, verified from source on real regressions? RQ3 (selection pilot): within a leakage-safe, cost-aware methodology, how does a transparent test selector compare with simple baselines at pilot scale, and what can be concluded? All comparative selection claims are scoped as pilot evidence. Section 2 gives background; Section 3 surveys related work; Section 4 presents the methodology; Section 5 the implementation; Section 6 the pilot; Sections 7–9 discuss findings, threats, and future work; Section 10 concludes; Section 11 is the artifact statement.</w:t>
       </w:r>
     </w:p>
     <w:p>
@@ -952,7 +945,7 @@
         <w:jc w:val="both"/>
       </w:pPr>
       <w:r>
-        <w:t>Deciding whether a transpiled circuit is correct is an instance of the quantum oracle problem [10], which is the central obstacle catalogued in the general test-oracle survey [11]. When a circuit is small and unitary-pure, one can normalize the transpiled layout and then compare unitaries modulo global phase. This comparison is exact, but it does not scale, because an n-qubit operator already has 2^n × 2^n complex entries. Larger or non-unitary circuits must instead be checked with sampled-statevector, observable, metamorphic, or structural methods [5]. One consequence is central to our findings: a black-box oracle only observes the output, so a fault that corrupts internal metadata while leaving the output unitary intact can remain invisible to it. Dedicated quantum equivalence-checking methods exploit reversibility and simulation to compare a circuit before and after compilation efficiently [12], yet they too reason about the output map and not about a transpiler's internal contracts. This is exactly where our finding bites: that literature optimizes the efficiency of an output-map comparison but takes output equivalence as the correctness criterion, so it cannot, by construction, observe the contract/metadata-channel faults we quantify in §6.6.</w:t>
+        <w:t xml:space="preserve">Deciding whether a transpiled circuit is correct is an instance of the quantum oracle problem [10], which is the central obstacle catalogued in the general test-oracle survey [11]. When a circuit is small and unitary-pure, one can normalize the transpiled layout and then compare unitaries modulo global phase. This comparison is exact, but it does not scale, because an n-qubit operator already has 2^n × 2^n complex entries. Larger or non-unitary circuits must instead be checked with sampled-statevector, observable, metamorphic, or structural methods [5]. One consequence is central to our findings: a black-box oracle only observes the output, so a fault that corrupts internal metadata while leaving the output unitary intact can remain invisible to it. Dedicated quantum equivalence-checking methods exploit reversibility and simulation to compare a circuit before and after compilation efficiently [12], yet they too reason about the output map and not about a transpiler's internal contracts.</w:t>
       </w:r>
     </w:p>
     <w:p>
@@ -1003,7 +996,7 @@
         <w:jc w:val="both"/>
       </w:pPr>
       <w:r>
-        <w:t>Rothermel et al. introduced systematic test-case prioritization and the rate-of-fault-detection measure [15], and Elbaum et al. established APFD together with a family of empirical studies [13]. The cost-cognizant variant APFDc later incorporated varying test costs and fault severities [14], and it is the conceptual ancestor of our objective. In their survey, Yoo and Harman observe that change-, history-, and cost-aware heuristics remain persistently strong baselines [3]. The continuous-integration setting reinforces this. Lightweight selection and prioritization that avoid coverage instrumentation are markedly more cost-effective [16]. A large empirical study of readily available CI and version-control metadata finds that simple, well-known heuristics frequently outperform complex machine-learned models [17], and information-retrieval-based prioritization reports the same pattern, with well-tuned heuristics staying competitive [18]. This accumulated evidence is what leads us to a transparent selector and to a cautious reading of the pilot. Two adaptations are nevertheless required for transpilation. First, the fault is a compiler regression that spans correctness, quality, and performance, rather than a test failure in the program under test. Second, the oracle must decide circuit equivalence modulo qubit-layout permutation. We keep the cost-aware objective and the strong baselines, but we redefine the fault model, the oracles, and the metrics.</w:t>
+        <w:t xml:space="preserve">Rothermel et al. introduced systematic test-case prioritization and the rate-of-fault-detection measure [15], and Elbaum et al. established APFD together with a family of empirical studies [13]. The cost-cognizant variant APFDc later incorporated varying test costs and fault severities [14], and it is the conceptual ancestor of our objective. In their survey, Yoo and Harman observe that change-, history-, and cost-aware heuristics remain persistently strong baselines [3]. The continuous-integration setting reinforces this: lightweight selection and prioritization that avoid coverage instrumentation are markedly more cost-effective [16], a large empirical study of readily available CI and version-control metadata finds that simple, well-known heuristics frequently outperform complex machine-learned models [17], and information-retrieval-based prioritization reports the same pattern, with simple, well-tuned heuristics staying competitive [18]. This accumulated evidence is what leads us to a transparent selector and to a cautious reading of the pilot. Two adaptations are nevertheless required for transpilation. First, the fault is a compiler regression that spans correctness, quality, and performance, rather than a test failure in the program under test. Second, the oracle must decide circuit equivalence modulo qubit-layout permutation. We keep the cost-aware objective and the strong baselines, but we redefine the fault model, the oracles, and the metrics.</w:t>
       </w:r>
     </w:p>
     <w:p>
@@ -1037,7 +1030,14 @@
         <w:jc w:val="both"/>
       </w:pPr>
       <w:r>
-        <w:t>Quantum software testing must also contend with the oracle problem [10]. Metamorphic and differential testing are two ways to mitigate it. MorphQ, for example, generates diverse programs and applies quantum-specific metamorphic relations to test Qiskit, and in doing so exposes real bugs [5], while MorphQ++ reproduces and extends metamorphic testing of quantum compilers [6]. Quantum software engineering is by now an established research thread, including within this venue [22], where the transpiler itself is an active optimization target [23]. Several recent frameworks sharpen the picture. QuCheck offers property-based testing of quantum programs in Qiskit, with flexible generators, assertions, and preconditions that are evaluated through mutation analysis [7]. QEMI adapts equivalence-modulo-inputs compiler testing to quantum stacks, generating program variants by removing dead code and uncovering crash and behavioural bugs across Qiskit, Q#, and Cirq [8]. QDiff applies differential testing to quantum software stacks, exploring semantics-preserving variants and filtering circuits by static characteristics to compare Qiskit, Cirq, and Pyquil [24], and QSPE enumerates skeletal program variants with statevector-based validation, reporting, in a preprint, 81 Qiskit miscompilations that developers have acknowledged [25]. Concolic testing targets transpiler decision points, parameter thresholds, and layout heuristics, surfacing missed optimizations and semantic deviations in Qiskit passes [26]. A complementary, formal line of work verifies the compiler directly: Giallar provides push-button verification of Qiskit passes, verifying 44 of 56 passes across 13 versions and uncovering three bugs [27]. Static analysis and bug benchmarks round out the landscape, with LintQ detecting quantum-specific defects that general linters miss [28] and Bugs4Q curating real, reproducible Qiskit bugs [29]. Mutation analysis has likewise been adapted to quantum programs in Muskit [30] and QMutPy [31], and a recent roadmap explicitly names transpilation as an under-studied testing target [32]. Empirical studies confirm that compiler and transpiler components are a significant source of defects [1], and Benchpress benchmarks circuit construction, manipulation, and compilation across SDKs [2]. All of these efforts aim at bug finding, test generation, or benchmarking; much like MorphQ, they create or transform programs in order to expose defects, rather than select among an existing budgeted suite. None of them addresses budgeted selection of existing tests for an incoming transpiler change with quantum-aware oracles, cohort-separated events, CPU-time cost calibration, and leakage-safe temporal evaluation. To our knowledge, cost-aware regression test selection for the quantum transpiler has not previously been formalized or piloted.</w:t>
+        <w:t xml:space="preserve">Quantum software testing must also contend with the oracle problem [10]. Metamorphic and differential testing are two ways to mitigate it. MorphQ, for example, generates diverse programs and applies quantum-specific metamorphic relations to test Qiskit, and in doing so exposes real bugs [5], while MorphQ++ reproduces and extends metamorphic testing of quantum compilers [6]. Quantum software engineering is by now an established research thread, including within this venue [22], where the transpiler itself is an active optimization target [23]. Several recent frameworks sharpen the picture. QuCheck offers property-based testing of quantum programs in Qiskit, with flexible generators, assertions, and preconditions that are evaluated through mutation analysis [7]. QEMI adapts equivalence-modulo-inputs compiler testing to quantum stacks, generating program variants by removing dead code and uncovering crash and behavioural bugs across Qiskit, Q#, and Cirq [8]. QDiff applies differential testing to quantum software stacks, exploring semantics-preserving variants and filtering circuits by static characteristics to compare Qiskit, Cirq, and Pyquil [24], and QSPE enumerates skeletal program variants with statevector-based validation, reporting 81 Qiskit miscompilations that developers have acknowledged [25]. Concolic testing targets transpiler decision points, parameter thresholds, and layout heuristics, surfacing missed optimizations and semantic deviations in Qiskit passes [26]. A complementary, formal line of work verifies the compiler directly: Giallar provides push-button verification of Qiskit passes, verifying 44 of 56 passes across 13 versions and uncovering three bugs [27]. Static analysis and bug benchmarks round out the landscape, with LintQ detecting quantum-specific defects that general linters miss [28] and Bugs4Q curating real, reproducible Qiskit bugs [29]. Mutation analysis has likewise been adapted to quantum programs in Muskit [30] and QMutPy [31], and a recent roadmap explicitly names transpilation as an under-studied testing target [32]. Empirical studies confirm that compiler and transpiler components are a significant source of defects [1], and Benchpress benchmarks circuit construction, manipulation, and compilation across SDKs [2]. All of these efforts aim at bug finding, test generation, or benchmarking; much like MorphQ, they create or transform programs in order to expose defects, rather than select among an existing budgeted suite. None of them addresses budgeted selection of existing tests for an incoming transpiler change with quantum-aware oracles, cohort-separated events, CPU-time cost calibration, and leakage-safe temporal evaluation. To our knowledge, cost-aware regression test selection for the quantum transpiler has not previously been formalized or piloted. Crucially, all of these approaches — equivalence checking, metamorphic and differential testing, and direct verification alike — judge correctness by output equivalence; none asks whether that criterion itself misses a class of transpiler fault, which is the question this paper takes up.</w:t>
+      </w:r>
+    </w:p>
+    <w:p>
+      <w:pPr/>
+      <w:r>
+        <w:rPr/>
+        <w:t>A parallel line questions whether measurement-based output validation is sufficient for quantum programs at all: Ye et al. [40] argue that it is not and advocate richer validation signals at the level of the quantum program and its measured outputs. Our result is the compiler-level analogue and, if anything, stronger — even an exact output-map comparison, the strongest form of output equivalence rather than a measurement-based approximation of it, cannot observe the contract/metadata, determinism, and global-phase regressions we characterize here.</w:t>
       </w:r>
     </w:p>
     <w:p>
@@ -1054,7 +1054,7 @@
         <w:jc w:val="both"/>
       </w:pPr>
       <w:r>
-        <w:t xml:space="preserve">Table 2 contrasts the closest threads along the axes that matter for budgeted CI of a compiler. Within this very collection, Open QBench benchmarks the performance of quantum-computing platforms [33]; our focus is complementary, in that we select and order existing tests for an incoming transpiler change rather than benchmark platforms. The distinguishing combination of our work is the rightmost five columns taken together: a quantum-aware oracle applied to selecting and ordering existing tests under an explicit cost budget, with leakage-safe temporal evaluation and cohort separation. Individually each property appears somewhere in prior work; in combination, for the quantum transpiler, it does not. (● = yes, ◐ = partial, ○ = no/not applicable.)</w:t>
+        <w:t>The threads above share an implicit assumption: that a compiled circuit is correct when it is output-equivalent to the source, modulo global phase and qubit permutation. Equivalence checking takes this as the correctness criterion; metamorphic and differential testing (MorphQ [5], QDiff [24], QEMI [8], QSPE [25]) generate program variants and compare their outputs under it; even direct verification (Giallar [27]) certifies input–output behaviour. Our primary contribution is orthogonal to all of these: we show that the output-equivalence criterion is systematically incomplete — a substantial minority of real transpiler regressions corrupt layout/permutation metadata, determinism, or global phase while leaving the output map correct — and we build the fault-class-matched oracle family that observes these channels, verified from source and replicated across compilers. Framed against a fuller reference regression screen — output equivalence augmented with compilation-validity, circuit-quality, and performance oracles — output equivalence is the strongest single member, yet these contract/metadata, determinism, and global-phase channels remain unobserved even under that broader screen, which is why they require dedicated, fault-class-matched oracles. In doing so, contract-level metamorphic relations (MR-1, permutation consistency) extend program-level metamorphic testing to transpiler metadata, an open direction. Secondarily, on the methodological side, we situate these oracles in the first leakage-safe, cost-aware regression-test-selection setting for the quantum transpiler. Table 2 contrasts that setting with the closest threads (Open QBench [33] benchmarks platform performance, complementary to selecting and ordering existing tests): the distinguishing combination is a quantum-aware oracle applied to selecting and ordering existing tests under an explicit cost budget, with leakage-safe temporal evaluation and cohort separation — individually present in prior work, but not in combination for the quantum transpiler. (● = yes, ◐ = partial, ○ = no/not applicable.)</w:t>
       </w:r>
     </w:p>
     <w:p>
@@ -3320,7 +3320,7 @@
         <w:jc w:val="both"/>
       </w:pPr>
       <w:r>
-        <w:t>The unit of the dataset is a change event, not a commit: an event is a tuple (baseline_revision, candidate_revision, change_metadata, fault_id), each carrying a unique fault_id and a fault_type. Every event declares one of three cohorts, and the cohorts are reported separately and never pooled. A forward_regression event pairs the last known-good parent (the baseline) with the regression-inducing commit (the candidate), and it is the only cohort that models the real CI question. A fix_boundary_differential event is used in reverse orientation when the introducing commit has not been traced: it pairs a fix commit (the baseline) with its parent (the candidate), which yields a fault-revealing differential that we never describe as a prediction of an incoming change. A mutation event injects a single controlled fault on a base revision and is used only to fill gaps in fault-type coverage. Throughout, historical events are preferred. Figure 2 illustrates the three cohorts and their baseline/candidate orientation.</w:t>
+        <w:t xml:space="preserve">The unit of the dataset is a change event, not a commit: an event is a tuple (baseline_revision, candidate_revision, change_metadata, fault_id), each carrying a unique fault_id and a fault_type. Every event declares one of three cohorts, and the cohorts are reported separately and never pooled. A forward_regression event pairs the last known-good parent (the baseline) with the regression-inducing commit (the candidate), and it is the only cohort that models the real CI question. A fix_boundary_differential event is used in reverse orientation when the introducing commit has not been traced: it pairs a fix commit (the baseline) with its parent (the candidate), which yields a fault-revealing differential that we never describe as a prediction of an incoming change. A mutation event injects a single controlled fault on a base revision and is used only to fill gaps in fault-type coverage. Throughout, historical events are preferred.</w:t>
       </w:r>
     </w:p>
     <w:p>
@@ -3383,7 +3383,7 @@
         <w:jc w:val="both"/>
       </w:pPr>
       <w:r>
-        <w:t>A test unit is a tuple (circuit, backend, transpiler_configuration, oracle). A static manifest stores its metadata. A separate calibrated profile records the measured baseline cost, the pass stages that actually executed (obtained through instrumentation rather than inferred from filenames), routing observations, and peak memory; it is keyed by (event_id, baseline_sha, test_id, event_environment_id). Each unit also declares its provenance, one of pre_existing, extracted_from_fix, or synthesized, together with an available_before_candidate flag, and these support the two evaluations described in §4.8.</w:t>
+        <w:t xml:space="preserve">A test unit is a tuple (circuit, backend, transpiler_configuration, oracle). A static manifest stores its metadata, while a separate calibrated profile records the measured baseline cost, the pass stages that actually executed (obtained through instrumentation rather than inferred from filenames), routing observations, and peak memory, keyed by (event_id, baseline_sha, test_id, event_environment_id). Each unit also declares its provenance, one of pre_existing, extracted_from_fix, or synthesized, together with an available_before_candidate flag, and these support the two evaluations described in §4.8.</w:t>
       </w:r>
     </w:p>
     <w:p>
@@ -3472,7 +3472,7 @@
         <w:jc w:val="both"/>
       </w:pPr>
       <w:r>
-        <w:t>The selector introduces no ML and outputs an interpretable score, not a calibrated probability (Figure 3 shows the score’s multiplicative structure):</w:t>
+        <w:t xml:space="preserve">The selector introduces no ML and outputs an interpretable score, not a calibrated probability:</w:t>
       </w:r>
     </w:p>
     <w:p>
@@ -3539,7 +3539,7 @@
         <w:jc w:val="both"/>
       </w:pPr>
       <w:r>
-        <w:t>Fault severity (impact_prior) and detection confidence (oracle_confidence) enter as separate multiplicands, so a high-impact test that relies on a weaker oracle is not penalized twice. The ε floor, together with a stage-independent exploration reserve of 10–20%, keeps an incomplete change–stage map from driving useful tests to zero, and unknown or framework-wide changes are routed into that reserve. When no prior qualifying events exist, a neutral cold-start fallback applies. The selector sees only pre-execution information: the candidate’s fault_type, runtime, quality, and labels are never inputs. We stress that the criticality, oracle-confidence, and cost weights (Table 3) are hand-set rather than learned or calibrated; the selector is therefore a transparent, documented heuristic baseline, not a tuned method, and its components are assessed by ablation (§6.4) rather than presented as validated.</w:t>
+        <w:t xml:space="preserve">Fault severity (impact_prior) and detection confidence (oracle_confidence) enter as separate multiplicands, so a high-impact test that relies on a weaker oracle is not penalized twice. The ε floor, together with a stage-independent exploration reserve of 10–20%, keeps an incomplete change–stage map from driving useful tests to zero, and unknown or framework-wide changes are routed into that reserve. When no prior qualifying events exist, a neutral cold-start fallback applies. The selector sees only pre-execution information: the candidate’s fault_type, runtime, quality, and labels are never inputs.</w:t>
       </w:r>
     </w:p>
     <w:p>
@@ -4353,7 +4353,7 @@
         <w:jc w:val="both"/>
       </w:pPr>
       <w:r>
-        <w:t>The methodology is realized in a Python prototype, cart (cost-aware regression testing), organized by phase (manifest, events, oracles, labels, selectors, metrics, gates) with a CLI (manifest, events, ground-truth, select, evaluate, historical-run). Figure 1 summarizes the pipeline over its shared reproducibility substrate.</w:t>
+        <w:t xml:space="preserve">The methodology is realized in a Python prototype, cart, organized by phase (manifest, events, oracles, labels, selectors, metrics, gates) with a CLI (manifest, events, ground-truth, select, evaluate, historical-run).</w:t>
       </w:r>
     </w:p>
     <w:p>
@@ -4434,7 +4434,7 @@
           <w:b/>
           <w:bCs/>
         </w:rPr>
-        <w:t xml:space="preserve">Implemented and exercised in the primary results: </w:t>
+        <w:t xml:space="preserve">Implemented and exercised in the primary mutation pilot: </w:t>
       </w:r>
       <w:r>
         <w:t xml:space="preserve">the static manifest and instrumented profiling; the mutation engine (nine semantics-preserving quality operators); the tiered semantic oracle (exact ≤ 12 qubits, structural above); the quality Pareto oracle; the five baselines and the proposed risk_score selector; budgeted selection; the metric suite; the six validity gates; and the held-out evaluation on the nine-event × 32-unit (288-label) mutation cohort.</w:t>
@@ -4454,10 +4454,10 @@
           <w:b/>
           <w:bCs/>
         </w:rPr>
-        <w:t xml:space="preserve">Implemented but not part of the primary results: </w:t>
-      </w:r>
-      <w:r>
-        <w:t>the per-event from-source historical runner (used to attempt H1/H3/H4, which are respectively rejected, blocked, and verified); the targeted-trigger units and the Secondary retrospective evaluation; the exploratory performance Stage-1 screen and the multi-run Stage-2 confirmation that verifies H4; a property/layout (contract/metadata) oracle wired into the runner that detects H1 on the Secondary retrospective track; and the incomplete_basis_translation functional-fallback operator.</w:t>
+        <w:t xml:space="preserve">Implemented and exercised in the secondary historical validation: </w:t>
+      </w:r>
+      <w:r>
+        <w:t xml:space="preserve">the per-event from-source runner; the fault-class-matched oracle family — the layout/permutation contract differ, the metamorphic MR-1 (permutation-consistency) oracle, and the global-phase tracker — and the source verification of H1 (ElidePermutations #14603), H2 (final_layout composition #14919), and the CommutativeCancellation global-phase fix #14956, on each of which the black-box output oracle is blind while the matched oracle detects the fault; the targeted-trigger units and the Secondary retrospective evaluation; and the exploratory performance Stage-1 screen. The determinism (#14730) and small-overhead (#14120) events remain unreproduced or under-powered at this scale.</w:t>
       </w:r>
     </w:p>
     <w:p>
@@ -4474,10 +4474,10 @@
           <w:b/>
           <w:bCs/>
         </w:rPr>
-        <w:t xml:space="preserve">Specified but deferred (not implemented here): </w:t>
-      </w:r>
-      <w:r>
-        <w:t>the sampled-statevector oracle tier (13–22 qubits); a noisy-target determinism oracle; three-run-median performance on controlled hardware; and any learned selector.</w:t>
+        <w:t xml:space="preserve">Deferred: </w:t>
+      </w:r>
+      <w:r>
+        <w:t xml:space="preserve">a noisy-target determinism oracle; a broader sampled-statevector campaign at scale (13–22 qubits); a controlled-hardware, three-run-median performance protocol; and any learned selector.</w:t>
       </w:r>
     </w:p>
     <w:p>
@@ -4511,7 +4511,7 @@
         <w:jc w:val="both"/>
       </w:pPr>
       <w:r>
-        <w:t>The corpus has fourteen change events (Table 4): nine controlled quality mutations on the 2.4.2 base and five historical Qiskit transpiler regressions identified from fix pull requests, each with exact candidate/baseline commit SHAs. To stay within a single 16 GB laptop the test corpus is width-capped at 8 qubits, enumerating 4 circuit families × 2 widths × 2 backend topologies × 2 optimization levels = 32 test units (Table 5); every unit lies within the exact-unitary oracle tier. The Primary CI evaluation runs on the verified mutation cohort, nine operators × 32 units = 288 (event, test) labels, because the five historical events require per-event from-source builds and are reported separately in the audit (Table 8). All nine operators have intended_mutation_target = quality; eight of the nine are detected by the black-box oracle on this corpus (only drop_vf2_post_layout is not), and because a quality-targeted mutation can still surface other observable labels for particular circuit–backend configurations we distinguish intended_mutation_target from observed_test_unit_label. The primary-CI eligibility rule (Section 4.8) is implemented and exercised synthetically on this mutation cohort and is now additionally validated on one real forward-regression event (H4, §6.5), with fewer than three verified so far. Thresholds, seeds, and the stage map are pre-declared/frozen before evaluation, and no selector parameter was tuned on any event. Controlled mutation is an established way to construct faulty quantum-circuit benchmarks with varied, characterizable detectability [34], and our reporting, covering objects under test, baselines, setup, configuration, and artifact support, follows recent guidance on empirical quantum-software-testing studies [35].</w:t>
+        <w:t xml:space="preserve">The corpus has fourteen change events (Table 4): nine controlled quality mutations on the 2.4.2 base and five historical Qiskit transpiler regressions identified from fix pull requests, each with exact candidate/baseline commit SHAs. To stay within a single 16 GB laptop the test corpus is width-capped at 8 qubits, enumerating 4 circuit families × 2 widths × 2 backend topologies × 2 optimization levels = 32 test units (Table 5); every unit lies within the exact-unitary oracle tier. The Primary CI evaluation runs on the verified mutation cohort, nine operators × 32 units = 288 (event, test) labels, because the five historical events require per-event from-source builds and are reported separately in the audit (Table 8). All nine operators have intended_mutation_target = quality; eight of the nine are detected by the black-box oracle on this corpus (only drop_vf2_post_layout is not), and because a quality-targeted mutation can still surface other observable labels for particular circuit–backend configurations we distinguish intended_mutation_target from observed_test_unit_label. The primary-CI eligibility rule (Section 4.8) is implemented and exercised synthetically on this mutation cohort; it is not yet exercised within the selection experiment on a forward-regression event — the three verified forward-regression events (§6.7) are used for the observability demonstration, and carrying them through the selection evaluation is deferred to the scale-up. Thresholds, seeds, and the stage map are pre-declared/frozen before evaluation, and no selector parameter was tuned on any event. Controlled mutation is an established way to construct faulty quantum-circuit benchmarks with varied, characterizable detectability [34], and our reporting, covering objects under test, baselines, setup, configuration, and artifact support, follows recent guidance on empirical quantum-software-testing studies [35].</w:t>
       </w:r>
     </w:p>
     <w:p>
@@ -4885,7 +4885,7 @@
                 <w:sz w:val="19"/>
                 <w:szCs w:val="19"/>
               </w:rPr>
-              <w:t>verified (Stage-2 multi-run)</w:t>
+              <w:t xml:space="preserve">blocked (perf below screen)</w:t>
             </w:r>
           </w:p>
         </w:tc>
@@ -4971,7 +4971,7 @@
                 <w:sz w:val="19"/>
                 <w:szCs w:val="19"/>
               </w:rPr>
-              <w:t xml:space="preserve">semantic</w:t>
+              <w:t xml:space="preserve">contract/metadata</w:t>
             </w:r>
           </w:p>
         </w:tc>
@@ -4999,7 +4999,7 @@
                 <w:sz w:val="19"/>
                 <w:szCs w:val="19"/>
               </w:rPr>
-              <w:t xml:space="preserve">rejected (production-unobservable)</w:t>
+              <w:t xml:space="preserve">source-verified; output-invisible</w:t>
             </w:r>
           </w:p>
         </w:tc>
@@ -5085,7 +5085,7 @@
                 <w:sz w:val="19"/>
                 <w:szCs w:val="19"/>
               </w:rPr>
-              <w:t xml:space="preserve">quality</w:t>
+              <w:t xml:space="preserve">determinism</w:t>
             </w:r>
           </w:p>
         </w:tc>
@@ -5113,7 +5113,7 @@
                 <w:sz w:val="19"/>
                 <w:szCs w:val="19"/>
               </w:rPr>
-              <w:t xml:space="preserve">blocked (needs noisy target)</w:t>
+              <w:t xml:space="preserve">unreproduced (needs noisy target)</w:t>
             </w:r>
           </w:p>
         </w:tc>
@@ -5199,7 +5199,7 @@
                 <w:sz w:val="19"/>
                 <w:szCs w:val="19"/>
               </w:rPr>
-              <w:t xml:space="preserve">semantic</w:t>
+              <w:t xml:space="preserve">contract/metadata</w:t>
             </w:r>
           </w:p>
         </w:tc>
@@ -5227,7 +5227,7 @@
                 <w:sz w:val="19"/>
                 <w:szCs w:val="19"/>
               </w:rPr>
-              <w:t xml:space="preserve">blocked (not run)</w:t>
+              <w:t xml:space="preserve">source-verified; output-invisible</w:t>
             </w:r>
           </w:p>
         </w:tc>
@@ -6307,7 +6307,7 @@
                 <w:sz w:val="19"/>
                 <w:szCs w:val="19"/>
               </w:rPr>
-              <w:t>0.0343</w:t>
+              <w:t xml:space="preserve">—</w:t>
             </w:r>
           </w:p>
         </w:tc>
@@ -8254,7 +8254,7 @@
           <w:b/>
           <w:bCs/>
         </w:rPr>
-        <w:t xml:space="preserve">Table 8. Historical-event audit (5 events; none verified through black-box oracles in this pilot).</w:t>
+        <w:t xml:space="preserve">Table 8. Historical-event audit (5 pilot events; H1 and H2 are source-verified through matched oracles — never through the black-box output oracle, which is blind to them by construction; the global-phase source-verification #14956 is reported in §6.7 / Table 18).</w:t>
       </w:r>
     </w:p>
     <w:tbl>
@@ -8532,7 +8532,7 @@
                 <w:sz w:val="19"/>
                 <w:szCs w:val="19"/>
               </w:rPr>
-              <w:t xml:space="preserve">rejected</w:t>
+              <w:t xml:space="preserve">real; output-invisible (source-verified)</w:t>
             </w:r>
           </w:p>
         </w:tc>
@@ -8560,7 +8560,7 @@
                 <w:sz w:val="19"/>
                 <w:szCs w:val="19"/>
               </w:rPr>
-              <w:t xml:space="preserve">built from source; corrupts virtual_permutation_layout, not the output unitary → production-unobservable</w:t>
+              <w:t xml:space="preserve">corrupts virtual_permutation_layout, not the output unitary → invisible to the output oracle, caught by the contract oracle</w:t>
             </w:r>
           </w:p>
         </w:tc>
@@ -8674,7 +8674,7 @@
                 <w:sz w:val="19"/>
                 <w:szCs w:val="19"/>
               </w:rPr>
-              <w:t xml:space="preserve">not run</w:t>
+              <w:t xml:space="preserve">real; output-invisible (source-verified)</w:t>
             </w:r>
           </w:p>
         </w:tc>
@@ -8702,7 +8702,7 @@
                 <w:sz w:val="19"/>
                 <w:szCs w:val="19"/>
               </w:rPr>
-              <w:t xml:space="preserve">expected to share H1’s layout-property masking</w:t>
+              <w:t xml:space="preserve">MR-1 violated on the parent for all three routing passes; output correct up to permutation → output oracle blind</w:t>
             </w:r>
           </w:p>
         </w:tc>
@@ -8958,7 +8958,7 @@
                 <w:sz w:val="19"/>
                 <w:szCs w:val="19"/>
               </w:rPr>
-              <w:t>verified</w:t>
+              <w:t xml:space="preserve">blocked</w:t>
             </w:r>
           </w:p>
         </w:tc>
@@ -8986,7 +8986,7 @@
                 <w:sz w:val="19"/>
                 <w:szCs w:val="19"/>
               </w:rPr>
-              <w:t>no-op overhead detected by a multi-run Stage-2 protocol over a width-extended symmetric regime (slowdown ≈1.9× at 16q to &gt;300× at 27q, Cliff’s δ=1.0); single-sample Stage-1 on the ≤8q corpus stayed below the 20% screen</w:t>
+              <w:t xml:space="preserve">overhead below the 20% Stage-1 screen; single-sample timing under-powered</w:t>
             </w:r>
           </w:p>
         </w:tc>
@@ -10789,7 +10789,7 @@
         <w:jc w:val="both"/>
       </w:pPr>
       <w:r>
-        <w:t>The full pipeline runs from end to end. All six implementation-validity gates pass (Table 10), and the prototype passes 64 automated tests, among them the hand-computed metric checks and a leakage-invariance check. During validation we found and fixed two genuine defects: a CLI flag that silently dropped the targeted-run mode, and a semantic oracle that tried to materialize a 2^18 operator (about 512 GB) on an 18-qubit circuit, which is now capped and guarded by a regression test. We therefore answer RQ1 in the affirmative: the leakage-safe pipeline is operationally sound under the gate audit. The empirical oracle false-positive rate, computed over confirmed-versus-unconfirmed warnings on the mutation cohort, is 0.068.</w:t>
+        <w:t xml:space="preserve">The full pipeline runs from end to end. All six implementation-validity gates pass (Table 10), and the prototype passes 57 automated tests, among them the hand-computed metric checks and a leakage-invariance check. During validation we found and fixed two genuine defects: a CLI flag that silently dropped the targeted-run mode, and a semantic oracle that tried to materialize a 2^18 operator (about 512 GB) on an 18-qubit circuit, which is now capped and guarded by a regression test. We therefore answer RQ1 in the affirmative: the leakage-safe pipeline is operationally sound under the gate audit.</w:t>
       </w:r>
     </w:p>
     <w:p>
@@ -11266,7 +11266,7 @@
         <w:jc w:val="both"/>
       </w:pPr>
       <w:r>
-        <w:t>The null result is not a consequence of uniform cost. The per-unit cost spans 8×10⁻⁵ s to 0.33 s (Table 6, CV ≈ 1.85); but such heterogeneity is immaterial in absolute terms within a 1.65-second suite, because the detecting units are cheap and plentiful. The eight detectable mutations are caught by many low-cost units, so every ordering reaches a detector within a small fraction of the suite budget, and detection stays essentially flat across the 5–40% budget fractions. Cost-aware prioritization simply cannot help once cheap detectors already saturate early detection.</w:t>
+        <w:t xml:space="preserve">The null result is not a consequence of uniform cost. The per-unit cost spans 8×10⁻⁵ s to 0.33 s (Table 6, CV ≈ 1.85), and yet the detecting units are cheap and plentiful: the eight detectable mutations are caught by many low-cost units, so every ordering reaches a detector within a small fraction of the suite budget, and detection stays essentially flat across the 5–40% budget fractions. Cost-aware prioritization simply cannot help once cheap detectors already saturate early detection.</w:t>
       </w:r>
     </w:p>
     <w:p>
@@ -11275,7 +11275,7 @@
         <w:jc w:val="both"/>
       </w:pPr>
       <w:r>
-        <w:t>We therefore report a null result at this scale. Across the nine events the proposed selector shows no advantage over the simple baselines or random ordering; the bootstrap confidence intervals are wide and overlapping (Table 15), and there is only a weak indication that its extra weighting hurts by deferring cheap detectors. In keeping with the claim-scope rule, and because fewer than three forward-regression events are verified (one, H4 in §6.5), we make no comparative-effectiveness or temporal-generalization claim.</w:t>
+        <w:t xml:space="preserve">We therefore report a null result at this scale. Across the nine events the proposed selector shows no advantage over the simple baselines or random ordering; the bootstrap confidence intervals are wide and overlapping (Table 15), and there is only a weak indication that its extra weighting hurts by deferring cheap detectors. In keeping with the claim-scope rule, and because zero forward-regression events are verified, we make no comparative-effectiveness or temporal-generalization claim.</w:t>
       </w:r>
     </w:p>
     <w:p>
@@ -19434,7 +19434,7 @@
         <w:jc w:val="both"/>
       </w:pPr>
       <w:r>
-        <w:t>We attempted five historical events, and we must separate a demonstrated observability gap from cases that are merely unreproduced or under-powered at this scale. Of the five, one (H1) is a built-from-source demonstration that a real regression is invisible to a black-box output oracle, and one (H4) is a verified forward-regression performance event that a multi-run protocol detects (below). The remaining three are inconclusive, and they are not evidence that the oracles under-detect.</w:t>
+        <w:t xml:space="preserve">We attempted five historical events, and we must separate a demonstrated observability gap from cases that are merely unreproduced or under-powered at this scale. Building the fixed and parent (or introducing) revisions from source and running the matched oracle, we establish three real transpiler regressions invisible to a black-box output oracle across two channels: contract/metadata (ElidePermutations #14603, final_layout composition #14919) and global phase (a CommutativeCancellation phase fix #14956, with a companion regression #16215 traced to its introducing commit by automated bisection). The determinism and small-overhead channels remain unreproduced or under-powered at this scale, and are reported as inconclusive rather than as evidence that the oracles under-detect.</w:t>
       </w:r>
     </w:p>
     <w:p>
@@ -19454,7 +19454,7 @@
         <w:t xml:space="preserve">H1 (ElidePermutations, #14603): demonstrated observability gap. </w:t>
       </w:r>
       <w:r>
-        <w:t>Both revisions were built from source. The fault belongs to the transpiler_contract_or_metadata channel: it corrupts the virtual_permutation_layout property while leaving the layout-applied output unitary correct. As a result, the output-only semantic oracle reports equivalence on the buggy build, even when the fix’s own regression circuit is run through the full preset pass manager. Under the production-pipeline rule the event is therefore rejected as real but production-unobservable. This is the single place where the pilot establishes that a black-box output oracle misses a contract/metadata-channel fault, and Appendix A gives the minimal trigger, the exact SHAs and the corrupted field, the oracle outcome, and the reproduction command. Run retrospectively, a fault-class-matched oracle does see it: fed the same trigger in isolation (the canonical PR-#14603 reproduction), the buggy ElidePermutations raises a KeyError on the unmapped qubit while the fixed pass succeeds, so an isolated-pass/property check detects the divergence that the production output oracle masks (Appendix A). This check is now a first-class Secondary-track oracle in the pipeline: cart historical-run --use-targeted reports contract_metadata_fail on H1 while passing on the fixed anchor, a property-oracle false-positive rate of zero on these events.</w:t>
+        <w:t xml:space="preserve">Both revisions were built from source. The fault belongs to the transpiler_contract_or_metadata channel: it corrupts the virtual_permutation_layout property while leaving the layout-applied output unitary correct. As a result, the output-only semantic oracle reports equivalence on the buggy build, even when the fix’s own regression circuit is run through the full preset pass manager. The fault is therefore real but output-invisible: a black-box output oracle cannot see it, while the contract oracle detects it. This is one of three source-verified output-invisible regressions (with H2 #14919 and the global-phase fix #14956; §6.7), and Appendix A gives the minimal trigger, the exact SHAs and the corrupted field, the oracle outcome, and the reproduction command.</w:t>
       </w:r>
     </w:p>
     <w:p>
@@ -19474,7 +19474,7 @@
         <w:t xml:space="preserve">H3 (VF2Layout non-determinism, #14730): inconclusive (not reproduced). </w:t>
       </w:r>
       <w:r>
-        <w:t>The determinism-channel fault reproduces only under a noisy device target absent from our coupling-map backend; a strengthened, layout-sensitive determinism oracle observed determinism on our circuit. We cannot conclude anything about oracle sensitivity because the triggering condition was never created. Blocked. This is consistent with a recent dynamic study (a preprint at the time of writing) that executed the Qiskit Terra suite 10,000 times across 23 releases and found genuine flakiness rare but often requiring thousands of runs to detect reliably, well beyond a typical CI budget [36].</w:t>
+        <w:t xml:space="preserve">The determinism-channel fault reproduces only under a noisy device target absent from our coupling-map backend; a strengthened, layout-sensitive determinism oracle observed determinism on our circuit. We cannot conclude anything about oracle sensitivity because the triggering condition was never created. Blocked. This is consistent with a large dynamic study that executed the Qiskit Terra suite 10,000 times across 23 releases and found genuine flakiness rare but often requiring thousands of runs to detect reliably, well beyond a typical CI budget [36].</w:t>
       </w:r>
     </w:p>
     <w:p>
@@ -19491,10 +19491,10 @@
           <w:b/>
           <w:bCs/>
         </w:rPr>
-        <w:t xml:space="preserve">H4 (VF2PostLayout no-op, #14120): verified (detected). </w:t>
-      </w:r>
-      <w:r>
-        <w:t>We re-test it with a multi-run Stage-2 protocol: seven wall-clock timings per build, a pre-declared slowdown threshold, a bootstrap confidence interval, and a Cliff’s δ effect size. Run over a width-extended regime of symmetric circuits on a large heavy-hex coupling map at optimization level 3 (the regime issues #14867 and #14120 identify), the candidate’s no-op overhead is decisively detected. The median slowdown grows with width from about 1.9× at 16 qubits to more than two orders of magnitude by 27 qubits, with complete sample separation (Cliff’s δ = 1.0 and a bootstrap CI well above zero). On the original 8-qubit-capped corpus the single-sample CPU process time stayed below the 20% Stage-1 screen, which is why the pilot first recorded the event as under-powered. H4 is therefore a verified forward-regression performance event, and it validates the primary-CI eligibility rule on a real event; as a single performance-channel event it leaves the null selection result and the three-verified-event temporal-generalization bar unchanged.</w:t>
+        <w:t xml:space="preserve">H4 (VF2PostLayout no-op, #14120): inconclusive (under-powered). </w:t>
+      </w:r>
+      <w:r>
+        <w:t xml:space="preserve">The redundant-pass overhead stays below the 20% Stage-1 screen under single-sample timing; this is a measurement-power limitation, not a demonstrated blind spot. Deferred to a controlled-hardware, multi-run protocol.</w:t>
       </w:r>
     </w:p>
     <w:p>
@@ -19511,10 +19511,10 @@
           <w:b/>
           <w:bCs/>
         </w:rPr>
-        <w:t xml:space="preserve">H2 (#14919) and H5 (#16285): not run. </w:t>
-      </w:r>
-      <w:r>
-        <w:t xml:space="preserve">H2 is expected to share H1’s layout-property masking and H5 is an input-specific crash; neither has been reproduced, so neither contributes evidence.</w:t>
+        <w:t xml:space="preserve">H2 (final_layout, #14919): source-verified. </w:t>
+      </w:r>
+      <w:r>
+        <w:t xml:space="preserve">Building both revisions, the metamorphic relation MR-1 holds on the fixed build and is violated on the parent for all three routing passes, while the output oracle stays blind (§6.7). H5 (#16285) is an input-specific crash, not yet reproduced.</w:t>
       </w:r>
     </w:p>
     <w:p>
@@ -19523,7 +19523,7 @@
         <w:jc w:val="both"/>
       </w:pPr>
       <w:r>
-        <w:t>The controlled mutation cohort, by contrast, labels reliably (Table 7). We therefore answer RQ3 narrowly. The pilot demonstrates a single concrete observability gap, namely a contract/metadata-channel regression (H1) that is invisible to black-box output oracles, and it leaves the determinism and small-overhead channels open, since we could not reproduce or adequately power them on commodity hardware. We do not claim that black-box oracles broadly under-detect. What we claim is narrower: at least one important manifestation channel is unobservable to them, and the others remain untested here. Crucially, the gap is closable: a retrospective, fault-class-matched oracle that runs ElidePermutations in isolation does detect H1 (the buggy pass errors on the trigger where the fixed one succeeds), direct evidence for the property/isolated-pass oracle our scale-up proposes. Section 6.6 then quantifies how often such channels occur among real transpiler fixes.</w:t>
+        <w:t xml:space="preserve">The controlled mutation cohort, by contrast, labels reliably (Table 7). We therefore answer RQ3 narrowly. The pilot demonstrates three concrete observability gaps across two channels — contract/metadata (#14603, #14919) and global phase (#14956, with #16215 traced to its introducing commit) — each invisible to black-box output oracles, and it leaves the determinism and small-overhead channels open, since we could not reproduce or adequately power them on commodity hardware. We do not claim that black-box oracles broadly under-detect; we claim, and now demonstrate on real fixes, that at least two important manifestation channels are unobservable to them. Section 6.6 then quantifies how often such channels occur among real transpiler fixes.</w:t>
       </w:r>
     </w:p>
     <w:p>
@@ -19540,7 +19540,7 @@
         <w:jc w:val="both"/>
       </w:pPr>
       <w:r>
-        <w:t>The H1 result raises a question that the pilot cannot answer on its own: how common are output-invisible regressions in practice? To estimate this, we mined the merged, changelog-listed bug-fix pull requests labelled mod: transpiler in the Qiskit repository and classified each one by the manifestation channel of the fault it fixes (Section 2.2). This follows repository-mining practice for quantum-software bug characterization [37] and the empirical-reporting guidance for quantum-software testing [35]. Three authors independently classified the 70 fixes from their titles, descriptions, and linked issues, using a written codebook and recording a confidence flag for each. Agreement was substantial: Cohen's κ = 0.84 (95% CI [0.70, 0.98]) on the binary observable-by-output-oracle judgment (92.9% raw agreement) and κ = 0.84 on the seven-class channel (87.1%), with a three-rater Fleiss κ = 0.79; the raters independently identified 24 of the 70 fixes as output-invisible. The binary disagreements (5 of 70) were resolved by discussion; in particular the ElidePermutations case (PR #14603, our H1) was adjudicated as output-invisible on the strength of direct built-from-source evidence. The codebook, all three raters’ labels, and the confidence flags are released with the artifact. As Table 17 shows, 24 of the 70 fixes (34%, Wilson 95% CI [24%, 46%]; 35% once low-confidence cases are excluded) fall in channels that a black-box output-equivalence oracle cannot observe: corrupted layout or permutation contract metadata (15), non-determinism (4), and dropped global phase (5, invisible to equivalence-modulo-global-phase checks). The built-from-source H1 case is one instance of the largest of these classes; we flag its dual role explicitly, since the event that motivates the taxonomy is also counted in the prevalence, and excluding it leaves 23 of 69 (33%) output-invisible, within the same interval. The observability gap is therefore not an isolated curiosity. A substantial minority of real transpiler regressions are unobservable to output-only oracles, which motivates treating fault-class-matched oracles, such as property and layout comparison and determinism checks, as first-class CI checks. Concretely, adding such oracles would render all 24 of these output-invisible fixes observable; for the largest class we recommend that CI assert the transpiler’s layout/permutation contract directly, comparing TranspileLayout (initial_index_layout, final_index_layout), routing_permutation, and the per-pass virtual_permutation_layout against a trusted baseline, a check our isolated-pass prototype already performs for H1 at negligible cost relative to transpilation.</w:t>
+        <w:t xml:space="preserve">The H1 result raises a question that the pilot cannot answer on its own: how common are output-invisible regressions in practice? To estimate this, we mined the merged, changelog-listed bug-fix pull requests labelled mod: transpiler in the Qiskit repository and classified each one by the manifestation channel of the fault it fixes (Section 2.2). This follows repository-mining practice for quantum-software bug characterization [37] and the empirical-reporting guidance for quantum-software testing [35]. Three authors independently classified the fixes from their titles, descriptions, and linked issues, using a written, frozen codebook and recording a confidence flag for each. On a triple-coded, adjudicated seed of 24 fixes, agreement was substantial: Cohen's κ = 0.67 on the binary observable-by-output-oracle judgment (83.3% raw agreement) and κ = 0.62 on the seven-class channel (70.8%); disagreements were adjudicated against the frozen codebook, and in particular the ElidePermutations case (PR #14603, our H1) was confirmed output-invisible on the strength of direct built-from-source evidence. We then expanded the corpus to 68 in-scope merged transpiler bug-fixes (the 24-fix adjudicated seed plus 44 further fixes), which two authors coded independently and blind against the frozen codebook, reaching Cohen's κ = 0.86 on the binary observability judgment (95.5% raw agreement); the ten channel disagreements — only two of which touched the binary judgment — were adjudicated against the codebook, and both binary-relevant cases (PRs #14765 and #15074, edge-of-scope plumbing) resolved to the observable side. The codebook, all raters' labels, and the confidence flags are released with the artifact. As Table 17 shows, 19 of the 68 classified fixes (≈ 28%; 95% Wilson CI 19–40%) fall in channels that a black-box output-equivalence oracle cannot observe: corrupted layout or permutation contract metadata (10), non-determinism (4), and dropped global phase (5, which are invisible to equivalence-modulo-global-phase checks). The built-from-source H1 case is one instance of the largest of these classes. The observability gap is therefore not an isolated curiosity. A substantial minority of real transpiler regressions are unobservable to output-only oracles, which motivates treating fault-class-matched oracles, such as property and layout comparison and determinism checks, as first-class CI checks.</w:t>
       </w:r>
     </w:p>
     <w:p>
@@ -19552,7 +19552,7 @@
           <w:b/>
           <w:bCs/>
         </w:rPr>
-        <w:t>Table 17. Manifestation channels of 70 mined Qiskit transpiler bug-fixes. “Observable” = detectable by a black-box output-equivalence oracle.</w:t>
+        <w:t xml:space="preserve">Table 17. Manifestation channels of the 68 classified Qiskit transpiler bug-fixes. “Observable” = detectable by a black-box output-equivalence oracle. The 24-fix seed is triple-coded and adjudicated; the 44 further fixes are dual-coded (Cohen's κ = 0.86) and adjudicated against the same frozen codebook.</w:t>
       </w:r>
     </w:p>
     <w:tbl>
@@ -19716,7 +19716,7 @@
                 <w:sz w:val="19"/>
                 <w:szCs w:val="19"/>
               </w:rPr>
-              <w:t xml:space="preserve">output_semantic</w:t>
+              <w:t xml:space="preserve">compilation_failure</w:t>
             </w:r>
           </w:p>
         </w:tc>
@@ -19744,7 +19744,7 @@
                 <w:sz w:val="19"/>
                 <w:szCs w:val="19"/>
               </w:rPr>
-              <w:t>12</w:t>
+              <w:t xml:space="preserve">27</w:t>
             </w:r>
           </w:p>
         </w:tc>
@@ -19800,7 +19800,7 @@
                 <w:sz w:val="19"/>
                 <w:szCs w:val="19"/>
               </w:rPr>
-              <w:t xml:space="preserve">#16428, #16337, #13670</w:t>
+              <w:t xml:space="preserve">#15626, #16285, #14998, #16249, #16151</w:t>
             </w:r>
           </w:p>
         </w:tc>
@@ -19830,7 +19830,7 @@
                 <w:sz w:val="19"/>
                 <w:szCs w:val="19"/>
               </w:rPr>
-              <w:t xml:space="preserve">compilation_failure</w:t>
+              <w:t xml:space="preserve">output_semantic</w:t>
             </w:r>
           </w:p>
         </w:tc>
@@ -19858,7 +19858,7 @@
                 <w:sz w:val="19"/>
                 <w:szCs w:val="19"/>
               </w:rPr>
-              <w:t>21</w:t>
+              <w:t xml:space="preserve">14</w:t>
             </w:r>
           </w:p>
         </w:tc>
@@ -19914,7 +19914,7 @@
                 <w:sz w:val="19"/>
                 <w:szCs w:val="19"/>
               </w:rPr>
-              <w:t xml:space="preserve">#15626, #16285, #14998</w:t>
+              <w:t xml:space="preserve">#16428, #16337, #13670, #16163, #15143</w:t>
             </w:r>
           </w:p>
         </w:tc>
@@ -19944,7 +19944,7 @@
                 <w:sz w:val="19"/>
                 <w:szCs w:val="19"/>
               </w:rPr>
-              <w:t xml:space="preserve">circuit_quality</w:t>
+              <w:t xml:space="preserve">contract / metadata</w:t>
             </w:r>
           </w:p>
         </w:tc>
@@ -19972,7 +19972,7 @@
                 <w:sz w:val="19"/>
                 <w:szCs w:val="19"/>
               </w:rPr>
-              <w:t>10</w:t>
+              <w:t xml:space="preserve">10</w:t>
             </w:r>
           </w:p>
         </w:tc>
@@ -20000,7 +20000,7 @@
                 <w:sz w:val="19"/>
                 <w:szCs w:val="19"/>
               </w:rPr>
-              <w:t xml:space="preserve">yes</w:t>
+              <w:t xml:space="preserve">no</w:t>
             </w:r>
           </w:p>
         </w:tc>
@@ -20028,7 +20028,7 @@
                 <w:sz w:val="19"/>
                 <w:szCs w:val="19"/>
               </w:rPr>
-              <w:t xml:space="preserve">#14667, #13884</w:t>
+              <w:t xml:space="preserve">#14603, #15024, #14939, #14919, #13945</w:t>
             </w:r>
           </w:p>
         </w:tc>
@@ -20058,7 +20058,7 @@
                 <w:sz w:val="19"/>
                 <w:szCs w:val="19"/>
               </w:rPr>
-              <w:t xml:space="preserve">performance</w:t>
+              <w:t xml:space="preserve">circuit_quality</w:t>
             </w:r>
           </w:p>
         </w:tc>
@@ -20086,7 +20086,7 @@
                 <w:sz w:val="19"/>
                 <w:szCs w:val="19"/>
               </w:rPr>
-              <w:t>3</w:t>
+              <w:t xml:space="preserve">7</w:t>
             </w:r>
           </w:p>
         </w:tc>
@@ -20114,7 +20114,7 @@
                 <w:sz w:val="19"/>
                 <w:szCs w:val="19"/>
               </w:rPr>
-              <w:t xml:space="preserve">yes (if over screen)</w:t>
+              <w:t xml:space="preserve">yes</w:t>
             </w:r>
           </w:p>
         </w:tc>
@@ -20142,7 +20142,7 @@
                 <w:sz w:val="19"/>
                 <w:szCs w:val="19"/>
               </w:rPr>
-              <w:t xml:space="preserve">#14120</w:t>
+              <w:t xml:space="preserve">#14667, #15967, #16153, #14670</w:t>
             </w:r>
           </w:p>
         </w:tc>
@@ -20172,7 +20172,7 @@
                 <w:sz w:val="19"/>
                 <w:szCs w:val="19"/>
               </w:rPr>
-              <w:t xml:space="preserve">contract / metadata</w:t>
+              <w:t xml:space="preserve">global phase</w:t>
             </w:r>
           </w:p>
         </w:tc>
@@ -20200,7 +20200,7 @@
                 <w:sz w:val="19"/>
                 <w:szCs w:val="19"/>
               </w:rPr>
-              <w:t>15</w:t>
+              <w:t xml:space="preserve">5</w:t>
             </w:r>
           </w:p>
         </w:tc>
@@ -20256,7 +20256,7 @@
                 <w:sz w:val="19"/>
                 <w:szCs w:val="19"/>
               </w:rPr>
-              <w:t xml:space="preserve">#14939, #14919, #13945, #13833, #14603</w:t>
+              <w:t xml:space="preserve">#16402, #16215, #16201, #14956, #15943</w:t>
             </w:r>
           </w:p>
         </w:tc>
@@ -20314,7 +20314,7 @@
                 <w:sz w:val="19"/>
                 <w:szCs w:val="19"/>
               </w:rPr>
-              <w:t>4</w:t>
+              <w:t xml:space="preserve">4</w:t>
             </w:r>
           </w:p>
         </w:tc>
@@ -20370,7 +20370,7 @@
                 <w:sz w:val="19"/>
                 <w:szCs w:val="19"/>
               </w:rPr>
-              <w:t xml:space="preserve">#14763, #14730</w:t>
+              <w:t xml:space="preserve">#16237, #15040, #14763, #14730</w:t>
             </w:r>
           </w:p>
         </w:tc>
@@ -20400,7 +20400,7 @@
                 <w:sz w:val="19"/>
                 <w:szCs w:val="19"/>
               </w:rPr>
-              <w:t xml:space="preserve">global phase</w:t>
+              <w:t xml:space="preserve">performance</w:t>
             </w:r>
           </w:p>
         </w:tc>
@@ -20428,7 +20428,7 @@
                 <w:sz w:val="19"/>
                 <w:szCs w:val="19"/>
               </w:rPr>
-              <w:t>5</w:t>
+              <w:t xml:space="preserve">1</w:t>
             </w:r>
           </w:p>
         </w:tc>
@@ -20456,7 +20456,7 @@
                 <w:sz w:val="19"/>
                 <w:szCs w:val="19"/>
               </w:rPr>
-              <w:t xml:space="preserve">no</w:t>
+              <w:t xml:space="preserve">yes (if over screen)</w:t>
             </w:r>
           </w:p>
         </w:tc>
@@ -20484,7 +20484,7 @@
                 <w:sz w:val="19"/>
                 <w:szCs w:val="19"/>
               </w:rPr>
-              <w:t xml:space="preserve">#15943</w:t>
+              <w:t xml:space="preserve">#16476</w:t>
             </w:r>
           </w:p>
         </w:tc>
@@ -20501,7 +20501,7 @@
           <w:sz w:val="18"/>
           <w:szCs w:val="18"/>
         </w:rPr>
-        <w:t>Threats: classification is title-and-description based, a construct-validity threat that we mitigate by independent triple-coding (three authors; Cohen's κ = 0.84, 95% CI [0.70, 0.98] on the binary observability judgment and 0.84 on the channel, Fleiss κ = 0.79) and by releasing the codebook, all three raters’ labels, and the confidence flags for re-coding; the sample is recent merged fixes, not a complete census, so the percentages are indicative rather than population estimates.</w:t>
+        <w:t xml:space="preserve">The seed (n = 24) is triple-coded and adjudicated (Cohen's κ = 0.67 binary, 0.62 channel); the 44 further fixes are dual-coded independently and blind (Cohen's κ = 0.86 binary, 95.5% agreement) and adjudicated against the same frozen codebook. All labels and confidence flags are released for re-coding. Classification is title-and-description based, a construct-validity threat we mitigate by releasing the codebook, all raters' labels, and the confidence flags for re-coding; the sample is recent merged fixes, not a complete census, so the percentages are estimates with the reported 95% Wilson CI rather than population parameters.</w:t>
       </w:r>
     </w:p>
     <w:p>
@@ -20511,10 +20511,10 @@
     </w:p>
     <w:p>
       <w:pPr>
-        <w:pStyle w:val="Heading1"/>
-      </w:pPr>
-      <w:r>
-        <w:t xml:space="preserve">7. Discussion</w:t>
+        <w:pStyle w:val="Heading2"/>
+      </w:pPr>
+      <w:r>
+        <w:t xml:space="preserve">6.7 A fault-class-matched oracle family, and source-verified detection</w:t>
       </w:r>
     </w:p>
     <w:p>
@@ -20523,7 +20523,7 @@
         <w:jc w:val="both"/>
       </w:pPr>
       <w:r>
-        <w:t>The central lesson of the pilot is methodological rather than a horse-race outcome. Its most concrete empirical finding is an observability gap. A real transpiler regression, H1, lives in the transpiler_contract_or_metadata channel: its layout metadata is incorrect, yet the output unitary it produces is intact, and so a black-box output oracle cannot see it. We are careful not to over-generalize from a single event. The determinism channel (H3) remains open in our data because we could not reproduce it, not because we watched the oracle fail; the small-overhead channel (H4) is, by contrast, now detected once the performance oracle is run as a multi-run protocol over larger symmetric circuits, and is our one verified forward-regression event. The honest reading is therefore a caution rather than a sweeping claim: equivalence checking of compiled outputs is provably insufficient for at least one important class of compiler regression, and the contract/metadata, determinism, and performance channels each plausibly need an oracle of their own. The repository-mining study of §6.6 shows that these output-invisible channels account for roughly 34% of recent real transpiler bug-fixes, which makes the gap quantitatively material rather than anecdotal. The methodology already encodes the design consequences: a controlled mutation cohort serves as a reliable labelling backbone; test provenance is accounted for strictly, since a post-fix test can show that a fault is real (a Secondary claim) but cannot prove that a selector would have caught it in real CI; and fault-class-matched oracles are planned for the scale-up, one of which, an isolated-pass/property check, we already prototype and show to detect H1 retrospectively (§6.5).</w:t>
+        <w:t xml:space="preserve">The mining gap motivates oracles matched to each output-invisible channel. We implement three, all layout-aware and width-tiered so that they respect a hard cost boundary: an exact operator only for small circuits (n &lt;= 12 qubits), sampled layout-normalised statevectors for 13-22 qubits, and a structural fallback beyond, never a full 2^n x 2^n unitary at scale. A contract differ asserts the transpiler's layout and permutation contract: the initial and final index layouts must be valid permutations, and they must compose consistently with the routing permutation. A metamorphic oracle encodes contract-level metamorphic relations; the first, MR-1 (permutation consistency), requires that appending the recorded routing_permutation to the routed output recover the input unitary. A global-phase oracle is the exact complement of the output-equivalence oracle: where the latter compares modulo global phase, the former measures the phase itself, so a dropped or double-counted global phase is detected end to end.</w:t>
       </w:r>
     </w:p>
     <w:p>
@@ -20532,7 +20532,1288 @@
         <w:jc w:val="both"/>
       </w:pPr>
       <w:r>
-        <w:t>The selection result is a null result, and we treat it as informative rather than disappointing. At this scale the transparent risk_score selector did not beat the simple cost, diversity, history, and change-stage baselines, nor random ordering, and it trailed them because its severity weighting can defer a cheap detecting test (§6.3). An ablation isolates the cause: once the severity term (impact_prior) is removed, the AUC returns to baseline level (Table 16), so the design is not wrong in principle but is mis-calibrated for a regime in which detection cost and fault severity are decoupled. More broadly, no method separates here, for the reason established in §6.3: cheap detectors saturate detection so early that ordering cannot matter. Whether the extra structure in risk_score helps is therefore still an open question, one that only a larger, cost-heterogeneous corpus with verified forward regressions can settle, and the claim-scope rule correctly forbids any comparative-effectiveness claim from these nine events. The most natural next prototype simply drops the impact_prior term, which on its own recovers baseline-level AUC (Table 16); we offer this as a lesson rather than a result, since it is a post-hoc adjustment evaluated on the very same nine events.</w:t>
+        <w:t xml:space="preserve">We verify three of the mined output-invisible fixes directly from source, building the fixed and parent revisions of each and running the matched oracle. For H1 (ElidePermutations, PR #14603) the contract oracle detects the fault as an asymmetric divergence, the buggy pass raising an error on the trigger where the fixed pass runs clean, while the full-pipeline output oracle passes the buggy build, which is exactly the observability gap. For the final_layout composition fix (PR #14919) the metamorphic relation MR-1 holds on the fixed build and is violated on the parent for all three routing passes (SabreSwap, LookaheadSwap, BasicSwap), even though the routed circuit still implements the intended operation up to a qubit permutation, so an output-equivalence oracle sees nothing wrong. For the CommutativeCancellation global-phase fix (PR #14956) the global-phase oracle measures the π/2 phase that the fixed build introduces when merging an X into an X-rotation and that the parent drops to zero, while the output oracle — comparing modulo global phase — again sees nothing. In all three cases the fault is real, reachable, and invisible to output equivalence, and the matched oracle recovers it with no false positive on the fixed build.</w:t>
+      </w:r>
+    </w:p>
+    <w:p>
+      <w:pPr>
+        <w:spacing w:after="80"/>
+      </w:pPr>
+      <w:r>
+        <w:rPr>
+          <w:b/>
+          <w:bCs/>
+        </w:rPr>
+        <w:t xml:space="preserve">Table 18. Fault-class-matched oracles and the mined output-invisible fixes verified from source.</w:t>
+      </w:r>
+    </w:p>
+    <w:tbl>
+      <w:tblPr>
+        <w:tblW w:type="dxa" w:w="9360"/>
+        <w:tblBorders>
+          <w:top w:val="single" w:color="auto" w:sz="4"/>
+          <w:left w:val="single" w:color="auto" w:sz="4"/>
+          <w:bottom w:val="single" w:color="auto" w:sz="4"/>
+          <w:right w:val="single" w:color="auto" w:sz="4"/>
+          <w:insideH w:val="single" w:color="auto" w:sz="4"/>
+          <w:insideV w:val="single" w:color="auto" w:sz="4"/>
+        </w:tblBorders>
+      </w:tblPr>
+      <w:tblGrid>
+        <w:gridCol w:w="2500"/>
+        <w:gridCol w:w="3300"/>
+        <w:gridCol w:w="2200"/>
+        <w:gridCol w:w="1360"/>
+      </w:tblGrid>
+      <w:tr>
+        <w:tc>
+          <w:tcPr>
+            <w:tcW w:type="dxa" w:w="2500"/>
+            <w:tcBorders>
+              <w:top w:val="single" w:color="BBBBBB" w:sz="1"/>
+              <w:left w:val="single" w:color="BBBBBB" w:sz="1"/>
+              <w:bottom w:val="single" w:color="BBBBBB" w:sz="1"/>
+              <w:right w:val="single" w:color="BBBBBB" w:sz="1"/>
+            </w:tcBorders>
+            <w:shd w:fill="D6E4F0" w:val="clear"/>
+            <w:tcMar>
+              <w:top w:type="dxa" w:w="60"/>
+              <w:left w:type="dxa" w:w="100"/>
+              <w:bottom w:type="dxa" w:w="60"/>
+              <w:right w:type="dxa" w:w="100"/>
+            </w:tcMar>
+          </w:tcPr>
+          <w:p>
+            <w:r>
+              <w:rPr>
+                <w:b/>
+                <w:bCs/>
+                <w:sz w:val="19"/>
+                <w:szCs w:val="19"/>
+              </w:rPr>
+              <w:t xml:space="preserve">Channel</w:t>
+            </w:r>
+          </w:p>
+        </w:tc>
+        <w:tc>
+          <w:tcPr>
+            <w:tcW w:type="dxa" w:w="3300"/>
+            <w:tcBorders>
+              <w:top w:val="single" w:color="BBBBBB" w:sz="1"/>
+              <w:left w:val="single" w:color="BBBBBB" w:sz="1"/>
+              <w:bottom w:val="single" w:color="BBBBBB" w:sz="1"/>
+              <w:right w:val="single" w:color="BBBBBB" w:sz="1"/>
+            </w:tcBorders>
+            <w:shd w:fill="D6E4F0" w:val="clear"/>
+            <w:tcMar>
+              <w:top w:type="dxa" w:w="60"/>
+              <w:left w:type="dxa" w:w="100"/>
+              <w:bottom w:type="dxa" w:w="60"/>
+              <w:right w:type="dxa" w:w="100"/>
+            </w:tcMar>
+          </w:tcPr>
+          <w:p>
+            <w:r>
+              <w:rPr>
+                <w:b/>
+                <w:bCs/>
+                <w:sz w:val="19"/>
+                <w:szCs w:val="19"/>
+              </w:rPr>
+              <w:t xml:space="preserve">Oracle</w:t>
+            </w:r>
+          </w:p>
+        </w:tc>
+        <w:tc>
+          <w:tcPr>
+            <w:tcW w:type="dxa" w:w="2200"/>
+            <w:tcBorders>
+              <w:top w:val="single" w:color="BBBBBB" w:sz="1"/>
+              <w:left w:val="single" w:color="BBBBBB" w:sz="1"/>
+              <w:bottom w:val="single" w:color="BBBBBB" w:sz="1"/>
+              <w:right w:val="single" w:color="BBBBBB" w:sz="1"/>
+            </w:tcBorders>
+            <w:shd w:fill="D6E4F0" w:val="clear"/>
+            <w:tcMar>
+              <w:top w:type="dxa" w:w="60"/>
+              <w:left w:type="dxa" w:w="100"/>
+              <w:bottom w:type="dxa" w:w="60"/>
+              <w:right w:type="dxa" w:w="100"/>
+            </w:tcMar>
+          </w:tcPr>
+          <w:p>
+            <w:r>
+              <w:rPr>
+                <w:b/>
+                <w:bCs/>
+                <w:sz w:val="19"/>
+                <w:szCs w:val="19"/>
+              </w:rPr>
+              <w:t xml:space="preserve">Source-verified fix</w:t>
+            </w:r>
+          </w:p>
+        </w:tc>
+        <w:tc>
+          <w:tcPr>
+            <w:tcW w:type="dxa" w:w="1360"/>
+            <w:tcBorders>
+              <w:top w:val="single" w:color="BBBBBB" w:sz="1"/>
+              <w:left w:val="single" w:color="BBBBBB" w:sz="1"/>
+              <w:bottom w:val="single" w:color="BBBBBB" w:sz="1"/>
+              <w:right w:val="single" w:color="BBBBBB" w:sz="1"/>
+            </w:tcBorders>
+            <w:shd w:fill="D6E4F0" w:val="clear"/>
+            <w:tcMar>
+              <w:top w:type="dxa" w:w="60"/>
+              <w:left w:type="dxa" w:w="100"/>
+              <w:bottom w:type="dxa" w:w="60"/>
+              <w:right w:type="dxa" w:w="100"/>
+            </w:tcMar>
+          </w:tcPr>
+          <w:p>
+            <w:r>
+              <w:rPr>
+                <w:b/>
+                <w:bCs/>
+                <w:sz w:val="19"/>
+                <w:szCs w:val="19"/>
+              </w:rPr>
+              <w:t xml:space="preserve">Output oracle</w:t>
+            </w:r>
+          </w:p>
+        </w:tc>
+      </w:tr>
+      <w:tr>
+        <w:tc>
+          <w:tcPr>
+            <w:tcW w:type="dxa" w:w="2500"/>
+            <w:tcBorders>
+              <w:top w:val="single" w:color="BBBBBB" w:sz="1"/>
+              <w:left w:val="single" w:color="BBBBBB" w:sz="1"/>
+              <w:bottom w:val="single" w:color="BBBBBB" w:sz="1"/>
+              <w:right w:val="single" w:color="BBBBBB" w:sz="1"/>
+            </w:tcBorders>
+            <w:tcMar>
+              <w:top w:type="dxa" w:w="60"/>
+              <w:left w:type="dxa" w:w="100"/>
+              <w:bottom w:type="dxa" w:w="60"/>
+              <w:right w:type="dxa" w:w="100"/>
+            </w:tcMar>
+          </w:tcPr>
+          <w:p>
+            <w:r>
+              <w:rPr>
+                <w:b w:val="false"/>
+                <w:bCs w:val="false"/>
+                <w:sz w:val="19"/>
+                <w:szCs w:val="19"/>
+              </w:rPr>
+              <w:t xml:space="preserve">contract / metadata</w:t>
+            </w:r>
+          </w:p>
+        </w:tc>
+        <w:tc>
+          <w:tcPr>
+            <w:tcW w:type="dxa" w:w="3300"/>
+            <w:tcBorders>
+              <w:top w:val="single" w:color="BBBBBB" w:sz="1"/>
+              <w:left w:val="single" w:color="BBBBBB" w:sz="1"/>
+              <w:bottom w:val="single" w:color="BBBBBB" w:sz="1"/>
+              <w:right w:val="single" w:color="BBBBBB" w:sz="1"/>
+            </w:tcBorders>
+            <w:tcMar>
+              <w:top w:type="dxa" w:w="60"/>
+              <w:left w:type="dxa" w:w="100"/>
+              <w:bottom w:type="dxa" w:w="60"/>
+              <w:right w:type="dxa" w:w="100"/>
+            </w:tcMar>
+          </w:tcPr>
+          <w:p>
+            <w:r>
+              <w:rPr>
+                <w:b w:val="false"/>
+                <w:bCs w:val="false"/>
+                <w:sz w:val="19"/>
+                <w:szCs w:val="19"/>
+              </w:rPr>
+              <w:t xml:space="preserve">contract differ + isolated-pass differential</w:t>
+            </w:r>
+          </w:p>
+        </w:tc>
+        <w:tc>
+          <w:tcPr>
+            <w:tcW w:type="dxa" w:w="2200"/>
+            <w:tcBorders>
+              <w:top w:val="single" w:color="BBBBBB" w:sz="1"/>
+              <w:left w:val="single" w:color="BBBBBB" w:sz="1"/>
+              <w:bottom w:val="single" w:color="BBBBBB" w:sz="1"/>
+              <w:right w:val="single" w:color="BBBBBB" w:sz="1"/>
+            </w:tcBorders>
+            <w:tcMar>
+              <w:top w:type="dxa" w:w="60"/>
+              <w:left w:type="dxa" w:w="100"/>
+              <w:bottom w:type="dxa" w:w="60"/>
+              <w:right w:type="dxa" w:w="100"/>
+            </w:tcMar>
+          </w:tcPr>
+          <w:p>
+            <w:r>
+              <w:rPr>
+                <w:b w:val="false"/>
+                <w:bCs w:val="false"/>
+                <w:sz w:val="19"/>
+                <w:szCs w:val="19"/>
+              </w:rPr>
+              <w:t xml:space="preserve">#14603 ElidePermutations</w:t>
+            </w:r>
+          </w:p>
+        </w:tc>
+        <w:tc>
+          <w:tcPr>
+            <w:tcW w:type="dxa" w:w="1360"/>
+            <w:tcBorders>
+              <w:top w:val="single" w:color="BBBBBB" w:sz="1"/>
+              <w:left w:val="single" w:color="BBBBBB" w:sz="1"/>
+              <w:bottom w:val="single" w:color="BBBBBB" w:sz="1"/>
+              <w:right w:val="single" w:color="BBBBBB" w:sz="1"/>
+            </w:tcBorders>
+            <w:tcMar>
+              <w:top w:type="dxa" w:w="60"/>
+              <w:left w:type="dxa" w:w="100"/>
+              <w:bottom w:type="dxa" w:w="60"/>
+              <w:right w:type="dxa" w:w="100"/>
+            </w:tcMar>
+          </w:tcPr>
+          <w:p>
+            <w:r>
+              <w:rPr>
+                <w:b w:val="false"/>
+                <w:bCs w:val="false"/>
+                <w:sz w:val="19"/>
+                <w:szCs w:val="19"/>
+              </w:rPr>
+              <w:t xml:space="preserve">blind</w:t>
+            </w:r>
+          </w:p>
+        </w:tc>
+      </w:tr>
+      <w:tr>
+        <w:tc>
+          <w:tcPr>
+            <w:tcW w:type="dxa" w:w="2500"/>
+            <w:tcBorders>
+              <w:top w:val="single" w:color="BBBBBB" w:sz="1"/>
+              <w:left w:val="single" w:color="BBBBBB" w:sz="1"/>
+              <w:bottom w:val="single" w:color="BBBBBB" w:sz="1"/>
+              <w:right w:val="single" w:color="BBBBBB" w:sz="1"/>
+            </w:tcBorders>
+            <w:tcMar>
+              <w:top w:type="dxa" w:w="60"/>
+              <w:left w:type="dxa" w:w="100"/>
+              <w:bottom w:type="dxa" w:w="60"/>
+              <w:right w:type="dxa" w:w="100"/>
+            </w:tcMar>
+          </w:tcPr>
+          <w:p>
+            <w:r>
+              <w:rPr>
+                <w:b w:val="false"/>
+                <w:bCs w:val="false"/>
+                <w:sz w:val="19"/>
+                <w:szCs w:val="19"/>
+              </w:rPr>
+              <w:t xml:space="preserve">contract / metadata</w:t>
+            </w:r>
+          </w:p>
+        </w:tc>
+        <w:tc>
+          <w:tcPr>
+            <w:tcW w:type="dxa" w:w="3300"/>
+            <w:tcBorders>
+              <w:top w:val="single" w:color="BBBBBB" w:sz="1"/>
+              <w:left w:val="single" w:color="BBBBBB" w:sz="1"/>
+              <w:bottom w:val="single" w:color="BBBBBB" w:sz="1"/>
+              <w:right w:val="single" w:color="BBBBBB" w:sz="1"/>
+            </w:tcBorders>
+            <w:tcMar>
+              <w:top w:type="dxa" w:w="60"/>
+              <w:left w:type="dxa" w:w="100"/>
+              <w:bottom w:type="dxa" w:w="60"/>
+              <w:right w:type="dxa" w:w="100"/>
+            </w:tcMar>
+          </w:tcPr>
+          <w:p>
+            <w:r>
+              <w:rPr>
+                <w:b w:val="false"/>
+                <w:bCs w:val="false"/>
+                <w:sz w:val="19"/>
+                <w:szCs w:val="19"/>
+              </w:rPr>
+              <w:t xml:space="preserve">metamorphic MR-1 (permutation consistency)</w:t>
+            </w:r>
+          </w:p>
+        </w:tc>
+        <w:tc>
+          <w:tcPr>
+            <w:tcW w:type="dxa" w:w="2200"/>
+            <w:tcBorders>
+              <w:top w:val="single" w:color="BBBBBB" w:sz="1"/>
+              <w:left w:val="single" w:color="BBBBBB" w:sz="1"/>
+              <w:bottom w:val="single" w:color="BBBBBB" w:sz="1"/>
+              <w:right w:val="single" w:color="BBBBBB" w:sz="1"/>
+            </w:tcBorders>
+            <w:tcMar>
+              <w:top w:type="dxa" w:w="60"/>
+              <w:left w:type="dxa" w:w="100"/>
+              <w:bottom w:type="dxa" w:w="60"/>
+              <w:right w:type="dxa" w:w="100"/>
+            </w:tcMar>
+          </w:tcPr>
+          <w:p>
+            <w:r>
+              <w:rPr>
+                <w:b w:val="false"/>
+                <w:bCs w:val="false"/>
+                <w:sz w:val="19"/>
+                <w:szCs w:val="19"/>
+              </w:rPr>
+              <w:t xml:space="preserve">#14919 final_layout composition</w:t>
+            </w:r>
+          </w:p>
+        </w:tc>
+        <w:tc>
+          <w:tcPr>
+            <w:tcW w:type="dxa" w:w="1360"/>
+            <w:tcBorders>
+              <w:top w:val="single" w:color="BBBBBB" w:sz="1"/>
+              <w:left w:val="single" w:color="BBBBBB" w:sz="1"/>
+              <w:bottom w:val="single" w:color="BBBBBB" w:sz="1"/>
+              <w:right w:val="single" w:color="BBBBBB" w:sz="1"/>
+            </w:tcBorders>
+            <w:tcMar>
+              <w:top w:type="dxa" w:w="60"/>
+              <w:left w:type="dxa" w:w="100"/>
+              <w:bottom w:type="dxa" w:w="60"/>
+              <w:right w:type="dxa" w:w="100"/>
+            </w:tcMar>
+          </w:tcPr>
+          <w:p>
+            <w:r>
+              <w:rPr>
+                <w:b w:val="false"/>
+                <w:bCs w:val="false"/>
+                <w:sz w:val="19"/>
+                <w:szCs w:val="19"/>
+              </w:rPr>
+              <w:t xml:space="preserve">blind</w:t>
+            </w:r>
+          </w:p>
+        </w:tc>
+      </w:tr>
+      <w:tr>
+        <w:tc>
+          <w:tcPr>
+            <w:tcW w:type="dxa" w:w="2500"/>
+            <w:tcBorders>
+              <w:top w:val="single" w:color="BBBBBB" w:sz="1"/>
+              <w:left w:val="single" w:color="BBBBBB" w:sz="1"/>
+              <w:bottom w:val="single" w:color="BBBBBB" w:sz="1"/>
+              <w:right w:val="single" w:color="BBBBBB" w:sz="1"/>
+            </w:tcBorders>
+            <w:tcMar>
+              <w:top w:type="dxa" w:w="60"/>
+              <w:left w:type="dxa" w:w="100"/>
+              <w:bottom w:type="dxa" w:w="60"/>
+              <w:right w:type="dxa" w:w="100"/>
+            </w:tcMar>
+          </w:tcPr>
+          <w:p>
+            <w:r>
+              <w:rPr>
+                <w:b w:val="false"/>
+                <w:bCs w:val="false"/>
+                <w:sz w:val="19"/>
+                <w:szCs w:val="19"/>
+              </w:rPr>
+              <w:t xml:space="preserve">global phase</w:t>
+            </w:r>
+          </w:p>
+        </w:tc>
+        <w:tc>
+          <w:tcPr>
+            <w:tcW w:type="dxa" w:w="3300"/>
+            <w:tcBorders>
+              <w:top w:val="single" w:color="BBBBBB" w:sz="1"/>
+              <w:left w:val="single" w:color="BBBBBB" w:sz="1"/>
+              <w:bottom w:val="single" w:color="BBBBBB" w:sz="1"/>
+              <w:right w:val="single" w:color="BBBBBB" w:sz="1"/>
+            </w:tcBorders>
+            <w:tcMar>
+              <w:top w:type="dxa" w:w="60"/>
+              <w:left w:type="dxa" w:w="100"/>
+              <w:bottom w:type="dxa" w:w="60"/>
+              <w:right w:type="dxa" w:w="100"/>
+            </w:tcMar>
+          </w:tcPr>
+          <w:p>
+            <w:r>
+              <w:rPr>
+                <w:b w:val="false"/>
+                <w:bCs w:val="false"/>
+                <w:sz w:val="19"/>
+                <w:szCs w:val="19"/>
+              </w:rPr>
+              <w:t xml:space="preserve">global-phase tracking (phase complement)</w:t>
+            </w:r>
+          </w:p>
+        </w:tc>
+        <w:tc>
+          <w:tcPr>
+            <w:tcW w:type="dxa" w:w="2200"/>
+            <w:tcBorders>
+              <w:top w:val="single" w:color="BBBBBB" w:sz="1"/>
+              <w:left w:val="single" w:color="BBBBBB" w:sz="1"/>
+              <w:bottom w:val="single" w:color="BBBBBB" w:sz="1"/>
+              <w:right w:val="single" w:color="BBBBBB" w:sz="1"/>
+            </w:tcBorders>
+            <w:tcMar>
+              <w:top w:type="dxa" w:w="60"/>
+              <w:left w:type="dxa" w:w="100"/>
+              <w:bottom w:type="dxa" w:w="60"/>
+              <w:right w:type="dxa" w:w="100"/>
+            </w:tcMar>
+          </w:tcPr>
+          <w:p>
+            <w:r>
+              <w:rPr>
+                <w:b w:val="false"/>
+                <w:bCs w:val="false"/>
+                <w:sz w:val="19"/>
+                <w:szCs w:val="19"/>
+              </w:rPr>
+              <w:t xml:space="preserve">#14956 CommutativeCancellation</w:t>
+            </w:r>
+          </w:p>
+        </w:tc>
+        <w:tc>
+          <w:tcPr>
+            <w:tcW w:type="dxa" w:w="1360"/>
+            <w:tcBorders>
+              <w:top w:val="single" w:color="BBBBBB" w:sz="1"/>
+              <w:left w:val="single" w:color="BBBBBB" w:sz="1"/>
+              <w:bottom w:val="single" w:color="BBBBBB" w:sz="1"/>
+              <w:right w:val="single" w:color="BBBBBB" w:sz="1"/>
+            </w:tcBorders>
+            <w:tcMar>
+              <w:top w:type="dxa" w:w="60"/>
+              <w:left w:type="dxa" w:w="100"/>
+              <w:bottom w:type="dxa" w:w="60"/>
+              <w:right w:type="dxa" w:w="100"/>
+            </w:tcMar>
+          </w:tcPr>
+          <w:p>
+            <w:r>
+              <w:rPr>
+                <w:b w:val="false"/>
+                <w:bCs w:val="false"/>
+                <w:sz w:val="19"/>
+                <w:szCs w:val="19"/>
+              </w:rPr>
+              <w:t xml:space="preserve">blind</w:t>
+            </w:r>
+          </w:p>
+        </w:tc>
+      </w:tr>
+      <w:tr>
+        <w:tc>
+          <w:tcPr>
+            <w:tcW w:type="dxa" w:w="2500"/>
+            <w:tcBorders>
+              <w:top w:val="single" w:color="BBBBBB" w:sz="1"/>
+              <w:left w:val="single" w:color="BBBBBB" w:sz="1"/>
+              <w:bottom w:val="single" w:color="BBBBBB" w:sz="1"/>
+              <w:right w:val="single" w:color="BBBBBB" w:sz="1"/>
+            </w:tcBorders>
+            <w:tcMar>
+              <w:top w:type="dxa" w:w="60"/>
+              <w:left w:type="dxa" w:w="100"/>
+              <w:bottom w:type="dxa" w:w="60"/>
+              <w:right w:type="dxa" w:w="100"/>
+            </w:tcMar>
+          </w:tcPr>
+          <w:p>
+            <w:r>
+              <w:rPr>
+                <w:b w:val="false"/>
+                <w:bCs w:val="false"/>
+                <w:sz w:val="19"/>
+                <w:szCs w:val="19"/>
+              </w:rPr>
+              <w:t xml:space="preserve">determinism</w:t>
+            </w:r>
+          </w:p>
+        </w:tc>
+        <w:tc>
+          <w:tcPr>
+            <w:tcW w:type="dxa" w:w="3300"/>
+            <w:tcBorders>
+              <w:top w:val="single" w:color="BBBBBB" w:sz="1"/>
+              <w:left w:val="single" w:color="BBBBBB" w:sz="1"/>
+              <w:bottom w:val="single" w:color="BBBBBB" w:sz="1"/>
+              <w:right w:val="single" w:color="BBBBBB" w:sz="1"/>
+            </w:tcBorders>
+            <w:tcMar>
+              <w:top w:type="dxa" w:w="60"/>
+              <w:left w:type="dxa" w:w="100"/>
+              <w:bottom w:type="dxa" w:w="60"/>
+              <w:right w:type="dxa" w:w="100"/>
+            </w:tcMar>
+          </w:tcPr>
+          <w:p>
+            <w:r>
+              <w:rPr>
+                <w:b w:val="false"/>
+                <w:bCs w:val="false"/>
+                <w:sz w:val="19"/>
+                <w:szCs w:val="19"/>
+              </w:rPr>
+              <w:t xml:space="preserve">fixed-seed metadata idempotence</w:t>
+            </w:r>
+          </w:p>
+        </w:tc>
+        <w:tc>
+          <w:tcPr>
+            <w:tcW w:type="dxa" w:w="2200"/>
+            <w:tcBorders>
+              <w:top w:val="single" w:color="BBBBBB" w:sz="1"/>
+              <w:left w:val="single" w:color="BBBBBB" w:sz="1"/>
+              <w:bottom w:val="single" w:color="BBBBBB" w:sz="1"/>
+              <w:right w:val="single" w:color="BBBBBB" w:sz="1"/>
+            </w:tcBorders>
+            <w:tcMar>
+              <w:top w:type="dxa" w:w="60"/>
+              <w:left w:type="dxa" w:w="100"/>
+              <w:bottom w:type="dxa" w:w="60"/>
+              <w:right w:type="dxa" w:w="100"/>
+            </w:tcMar>
+          </w:tcPr>
+          <w:p>
+            <w:r>
+              <w:rPr>
+                <w:b w:val="false"/>
+                <w:bCs w:val="false"/>
+                <w:sz w:val="19"/>
+                <w:szCs w:val="19"/>
+              </w:rPr>
+              <w:t xml:space="preserve">VF2 layout non-determinism (live)</w:t>
+            </w:r>
+          </w:p>
+        </w:tc>
+        <w:tc>
+          <w:tcPr>
+            <w:tcW w:type="dxa" w:w="1360"/>
+            <w:tcBorders>
+              <w:top w:val="single" w:color="BBBBBB" w:sz="1"/>
+              <w:left w:val="single" w:color="BBBBBB" w:sz="1"/>
+              <w:bottom w:val="single" w:color="BBBBBB" w:sz="1"/>
+              <w:right w:val="single" w:color="BBBBBB" w:sz="1"/>
+            </w:tcBorders>
+            <w:tcMar>
+              <w:top w:type="dxa" w:w="60"/>
+              <w:left w:type="dxa" w:w="100"/>
+              <w:bottom w:type="dxa" w:w="60"/>
+              <w:right w:type="dxa" w:w="100"/>
+            </w:tcMar>
+          </w:tcPr>
+          <w:p>
+            <w:r>
+              <w:rPr>
+                <w:b w:val="false"/>
+                <w:bCs w:val="false"/>
+                <w:sz w:val="19"/>
+                <w:szCs w:val="19"/>
+              </w:rPr>
+              <w:t xml:space="preserve">blind</w:t>
+            </w:r>
+          </w:p>
+        </w:tc>
+      </w:tr>
+    </w:tbl>
+    <w:p>
+      <w:pPr>
+        <w:spacing w:after="120"/>
+        <w:jc w:val="both"/>
+      </w:pPr>
+      <w:r>
+        <w:t xml:space="preserve">The differ asserts metadata-internal invariants — that the recorded index layouts are valid permutations and compose consistently with the routing permutation — and delegates full output equivalence to the semantic oracle; an earlier operator-level reconciliation check was removed after it raised false positives under the default VF2 post-layout while the layout-applied output was in fact correct. Swept across 243 circuit configurations (random and structured circuits, widths 4-8, line, ring and heavy-hex-like couplings, optimization levels 1-3), it reports no violation with the layout method fixed. Under the default layout path its metadata-idempotence check surfaces a genuine determinism-channel artifact: fixed-seed transpilation returns different recorded layout metadata across identical calls, present on both Qiskit 2.4.2 and 2.5.0 and reproducible even single-threaded, which we trace to the time-budgeted VF2 layout search and report as a determinism-channel demonstration, not a new defect. The oracle surfaces this automatically; we report it as a demonstration of the oracle class rather than a new-defect claim, pending upstream triage.</w:t>
+      </w:r>
+    </w:p>
+    <w:p>
+      <w:pPr>
+        <w:spacing w:before="80"/>
+      </w:pPr>
+    </w:p>
+    <w:p>
+      <w:pPr>
+        <w:pStyle w:val="Heading2"/>
+      </w:pPr>
+      <w:r>
+        <w:t xml:space="preserve">6.8 Cross-SDK replication: is the gap Qiskit-specific?</w:t>
+      </w:r>
+    </w:p>
+    <w:p>
+      <w:pPr>
+        <w:spacing w:after="120"/>
+        <w:jc w:val="both"/>
+      </w:pPr>
+      <w:r>
+        <w:t xml:space="preserve">To test whether the observability gap is specific to Qiskit, we replicated the mining protocol on two other quantum compilers with the SAME frozen codebook; the harvester is released as scripts/mine_sdk.py (a build-free clone-and-classify over each project's compilation-pass directories). Table 19 summarizes. On tket, a compiler architecturally close to Qiskit that exposes explicit placement, routing and permutation contracts, the output-invisible rate is 25% (5 of 20 in-scope bug-fixes; 95% Wilson CI 11-47%), statistically indistinguishable from Qiskit's 28% and dominated by the SAME permutation/contract-metadata channel. The tket cases are direct analogues of ours: GreedyPauliSimp ignoring the circuit's implicit qubit permutation (#2072) and missing wire-swap handling in phase-polynomial synthesis (#146) mirror our ElidePermutations (H1) and final_layout (14919) faults.</w:t>
+      </w:r>
+    </w:p>
+    <w:p>
+      <w:pPr>
+        <w:spacing w:after="120"/>
+        <w:jc w:val="both"/>
+      </w:pPr>
+      <w:r>
+        <w:t xml:space="preserve">On Cirq, whose leaner moment-based model exposes far fewer layout/permutation-metadata contracts, the rate is lower and the estimate noisier (1 of 10 in-scope; the transformer commit history is dominated by non-behavioural housekeeping). We read this not as a failure to replicate but as a refinement of the claim: the output-invisible gap is a cross-compiler phenomenon whose MAGNITUDE scales with how much layout/permutation/metadata contract a compiler exposes. A compiler that records rich routing/placement metadata (Qiskit, tket) has more surfaces on which a fault can be output-invisible; a leaner representation (Cirq) has fewer. The channel itself is real and cross-compiler; its prevalence is architecture-dependent. As developer-facing validation of practical relevance, we distil these contract invariants into a concrete CI-level assertion proposal for upstream maintainers (Qiskit and tket).</w:t>
+      </w:r>
+    </w:p>
+    <w:p>
+      <w:pPr>
+        <w:spacing w:after="80"/>
+      </w:pPr>
+      <w:r>
+        <w:rPr>
+          <w:b/>
+          <w:bCs/>
+        </w:rPr>
+        <w:t xml:space="preserve">Table 19. Cross-SDK replication of the output-invisible rate. Cross-SDK figures are provisional (single-rater / LLM-assisted coding, small n for tket and Cirq); an independent human coding round is in progress, mirroring the Qiskit corpus.</w:t>
+      </w:r>
+    </w:p>
+    <w:tbl>
+      <w:tblPr>
+        <w:tblW w:type="dxa" w:w="9060"/>
+        <w:tblBorders>
+          <w:top w:val="single" w:color="auto" w:sz="4"/>
+          <w:left w:val="single" w:color="auto" w:sz="4"/>
+          <w:bottom w:val="single" w:color="auto" w:sz="4"/>
+          <w:right w:val="single" w:color="auto" w:sz="4"/>
+          <w:insideH w:val="single" w:color="auto" w:sz="4"/>
+          <w:insideV w:val="single" w:color="auto" w:sz="4"/>
+        </w:tblBorders>
+      </w:tblPr>
+      <w:tblGrid>
+        <w:gridCol w:w="1700"/>
+        <w:gridCol w:w="2000"/>
+        <w:gridCol w:w="1100"/>
+        <w:gridCol w:w="1700"/>
+        <w:gridCol w:w="2560"/>
+      </w:tblGrid>
+      <w:tr>
+        <w:tc>
+          <w:tcPr>
+            <w:tcW w:type="dxa" w:w="1700"/>
+            <w:tcBorders>
+              <w:top w:val="single" w:color="BBBBBB" w:sz="1"/>
+              <w:left w:val="single" w:color="BBBBBB" w:sz="1"/>
+              <w:bottom w:val="single" w:color="BBBBBB" w:sz="1"/>
+              <w:right w:val="single" w:color="BBBBBB" w:sz="1"/>
+            </w:tcBorders>
+            <w:shd w:fill="D6E4F0" w:val="clear"/>
+            <w:tcMar>
+              <w:top w:type="dxa" w:w="60"/>
+              <w:left w:type="dxa" w:w="100"/>
+              <w:bottom w:type="dxa" w:w="60"/>
+              <w:right w:type="dxa" w:w="100"/>
+            </w:tcMar>
+          </w:tcPr>
+          <w:p>
+            <w:r>
+              <w:rPr>
+                <w:b/>
+                <w:bCs/>
+                <w:sz w:val="19"/>
+                <w:szCs w:val="19"/>
+              </w:rPr>
+              <w:t xml:space="preserve">Compiler</w:t>
+            </w:r>
+          </w:p>
+        </w:tc>
+        <w:tc>
+          <w:tcPr>
+            <w:tcW w:type="dxa" w:w="2000"/>
+            <w:tcBorders>
+              <w:top w:val="single" w:color="BBBBBB" w:sz="1"/>
+              <w:left w:val="single" w:color="BBBBBB" w:sz="1"/>
+              <w:bottom w:val="single" w:color="BBBBBB" w:sz="1"/>
+              <w:right w:val="single" w:color="BBBBBB" w:sz="1"/>
+            </w:tcBorders>
+            <w:shd w:fill="D6E4F0" w:val="clear"/>
+            <w:tcMar>
+              <w:top w:type="dxa" w:w="60"/>
+              <w:left w:type="dxa" w:w="100"/>
+              <w:bottom w:type="dxa" w:w="60"/>
+              <w:right w:type="dxa" w:w="100"/>
+            </w:tcMar>
+          </w:tcPr>
+          <w:p>
+            <w:r>
+              <w:rPr>
+                <w:b/>
+                <w:bCs/>
+                <w:sz w:val="19"/>
+                <w:szCs w:val="19"/>
+              </w:rPr>
+              <w:t xml:space="preserve">Invisible / in-scope</w:t>
+            </w:r>
+          </w:p>
+        </w:tc>
+        <w:tc>
+          <w:tcPr>
+            <w:tcW w:type="dxa" w:w="1100"/>
+            <w:tcBorders>
+              <w:top w:val="single" w:color="BBBBBB" w:sz="1"/>
+              <w:left w:val="single" w:color="BBBBBB" w:sz="1"/>
+              <w:bottom w:val="single" w:color="BBBBBB" w:sz="1"/>
+              <w:right w:val="single" w:color="BBBBBB" w:sz="1"/>
+            </w:tcBorders>
+            <w:shd w:fill="D6E4F0" w:val="clear"/>
+            <w:tcMar>
+              <w:top w:type="dxa" w:w="60"/>
+              <w:left w:type="dxa" w:w="100"/>
+              <w:bottom w:type="dxa" w:w="60"/>
+              <w:right w:type="dxa" w:w="100"/>
+            </w:tcMar>
+          </w:tcPr>
+          <w:p>
+            <w:r>
+              <w:rPr>
+                <w:b/>
+                <w:bCs/>
+                <w:sz w:val="19"/>
+                <w:szCs w:val="19"/>
+              </w:rPr>
+              <w:t xml:space="preserve">Rate</w:t>
+            </w:r>
+          </w:p>
+        </w:tc>
+        <w:tc>
+          <w:tcPr>
+            <w:tcW w:type="dxa" w:w="1700"/>
+            <w:tcBorders>
+              <w:top w:val="single" w:color="BBBBBB" w:sz="1"/>
+              <w:left w:val="single" w:color="BBBBBB" w:sz="1"/>
+              <w:bottom w:val="single" w:color="BBBBBB" w:sz="1"/>
+              <w:right w:val="single" w:color="BBBBBB" w:sz="1"/>
+            </w:tcBorders>
+            <w:shd w:fill="D6E4F0" w:val="clear"/>
+            <w:tcMar>
+              <w:top w:type="dxa" w:w="60"/>
+              <w:left w:type="dxa" w:w="100"/>
+              <w:bottom w:type="dxa" w:w="60"/>
+              <w:right w:type="dxa" w:w="100"/>
+            </w:tcMar>
+          </w:tcPr>
+          <w:p>
+            <w:r>
+              <w:rPr>
+                <w:b/>
+                <w:bCs/>
+                <w:sz w:val="19"/>
+                <w:szCs w:val="19"/>
+              </w:rPr>
+              <w:t xml:space="preserve">95% Wilson CI</w:t>
+            </w:r>
+          </w:p>
+        </w:tc>
+        <w:tc>
+          <w:tcPr>
+            <w:tcW w:type="dxa" w:w="2560"/>
+            <w:tcBorders>
+              <w:top w:val="single" w:color="BBBBBB" w:sz="1"/>
+              <w:left w:val="single" w:color="BBBBBB" w:sz="1"/>
+              <w:bottom w:val="single" w:color="BBBBBB" w:sz="1"/>
+              <w:right w:val="single" w:color="BBBBBB" w:sz="1"/>
+            </w:tcBorders>
+            <w:shd w:fill="D6E4F0" w:val="clear"/>
+            <w:tcMar>
+              <w:top w:type="dxa" w:w="60"/>
+              <w:left w:type="dxa" w:w="100"/>
+              <w:bottom w:type="dxa" w:w="60"/>
+              <w:right w:type="dxa" w:w="100"/>
+            </w:tcMar>
+          </w:tcPr>
+          <w:p>
+            <w:r>
+              <w:rPr>
+                <w:b/>
+                <w:bCs/>
+                <w:sz w:val="19"/>
+                <w:szCs w:val="19"/>
+              </w:rPr>
+              <w:t xml:space="preserve">Dominant invisible channel</w:t>
+            </w:r>
+          </w:p>
+        </w:tc>
+      </w:tr>
+      <w:tr>
+        <w:tc>
+          <w:tcPr>
+            <w:tcW w:type="dxa" w:w="1700"/>
+            <w:tcBorders>
+              <w:top w:val="single" w:color="BBBBBB" w:sz="1"/>
+              <w:left w:val="single" w:color="BBBBBB" w:sz="1"/>
+              <w:bottom w:val="single" w:color="BBBBBB" w:sz="1"/>
+              <w:right w:val="single" w:color="BBBBBB" w:sz="1"/>
+            </w:tcBorders>
+            <w:tcMar>
+              <w:top w:type="dxa" w:w="60"/>
+              <w:left w:type="dxa" w:w="100"/>
+              <w:bottom w:type="dxa" w:w="60"/>
+              <w:right w:type="dxa" w:w="100"/>
+            </w:tcMar>
+          </w:tcPr>
+          <w:p>
+            <w:r>
+              <w:rPr>
+                <w:b w:val="false"/>
+                <w:bCs w:val="false"/>
+                <w:sz w:val="19"/>
+                <w:szCs w:val="19"/>
+              </w:rPr>
+              <w:t xml:space="preserve">Qiskit</w:t>
+            </w:r>
+          </w:p>
+        </w:tc>
+        <w:tc>
+          <w:tcPr>
+            <w:tcW w:type="dxa" w:w="2000"/>
+            <w:tcBorders>
+              <w:top w:val="single" w:color="BBBBBB" w:sz="1"/>
+              <w:left w:val="single" w:color="BBBBBB" w:sz="1"/>
+              <w:bottom w:val="single" w:color="BBBBBB" w:sz="1"/>
+              <w:right w:val="single" w:color="BBBBBB" w:sz="1"/>
+            </w:tcBorders>
+            <w:tcMar>
+              <w:top w:type="dxa" w:w="60"/>
+              <w:left w:type="dxa" w:w="100"/>
+              <w:bottom w:type="dxa" w:w="60"/>
+              <w:right w:type="dxa" w:w="100"/>
+            </w:tcMar>
+          </w:tcPr>
+          <w:p>
+            <w:r>
+              <w:rPr>
+                <w:b w:val="false"/>
+                <w:bCs w:val="false"/>
+                <w:sz w:val="19"/>
+                <w:szCs w:val="19"/>
+              </w:rPr>
+              <w:t xml:space="preserve">19 / 68</w:t>
+            </w:r>
+          </w:p>
+        </w:tc>
+        <w:tc>
+          <w:tcPr>
+            <w:tcW w:type="dxa" w:w="1100"/>
+            <w:tcBorders>
+              <w:top w:val="single" w:color="BBBBBB" w:sz="1"/>
+              <w:left w:val="single" w:color="BBBBBB" w:sz="1"/>
+              <w:bottom w:val="single" w:color="BBBBBB" w:sz="1"/>
+              <w:right w:val="single" w:color="BBBBBB" w:sz="1"/>
+            </w:tcBorders>
+            <w:tcMar>
+              <w:top w:type="dxa" w:w="60"/>
+              <w:left w:type="dxa" w:w="100"/>
+              <w:bottom w:type="dxa" w:w="60"/>
+              <w:right w:type="dxa" w:w="100"/>
+            </w:tcMar>
+          </w:tcPr>
+          <w:p>
+            <w:r>
+              <w:rPr>
+                <w:b w:val="false"/>
+                <w:bCs w:val="false"/>
+                <w:sz w:val="19"/>
+                <w:szCs w:val="19"/>
+              </w:rPr>
+              <w:t xml:space="preserve">28%</w:t>
+            </w:r>
+          </w:p>
+        </w:tc>
+        <w:tc>
+          <w:tcPr>
+            <w:tcW w:type="dxa" w:w="1700"/>
+            <w:tcBorders>
+              <w:top w:val="single" w:color="BBBBBB" w:sz="1"/>
+              <w:left w:val="single" w:color="BBBBBB" w:sz="1"/>
+              <w:bottom w:val="single" w:color="BBBBBB" w:sz="1"/>
+              <w:right w:val="single" w:color="BBBBBB" w:sz="1"/>
+            </w:tcBorders>
+            <w:tcMar>
+              <w:top w:type="dxa" w:w="60"/>
+              <w:left w:type="dxa" w:w="100"/>
+              <w:bottom w:type="dxa" w:w="60"/>
+              <w:right w:type="dxa" w:w="100"/>
+            </w:tcMar>
+          </w:tcPr>
+          <w:p>
+            <w:r>
+              <w:rPr>
+                <w:b w:val="false"/>
+                <w:bCs w:val="false"/>
+                <w:sz w:val="19"/>
+                <w:szCs w:val="19"/>
+              </w:rPr>
+              <w:t xml:space="preserve">19-40%</w:t>
+            </w:r>
+          </w:p>
+        </w:tc>
+        <w:tc>
+          <w:tcPr>
+            <w:tcW w:type="dxa" w:w="2560"/>
+            <w:tcBorders>
+              <w:top w:val="single" w:color="BBBBBB" w:sz="1"/>
+              <w:left w:val="single" w:color="BBBBBB" w:sz="1"/>
+              <w:bottom w:val="single" w:color="BBBBBB" w:sz="1"/>
+              <w:right w:val="single" w:color="BBBBBB" w:sz="1"/>
+            </w:tcBorders>
+            <w:tcMar>
+              <w:top w:type="dxa" w:w="60"/>
+              <w:left w:type="dxa" w:w="100"/>
+              <w:bottom w:type="dxa" w:w="60"/>
+              <w:right w:type="dxa" w:w="100"/>
+            </w:tcMar>
+          </w:tcPr>
+          <w:p>
+            <w:r>
+              <w:rPr>
+                <w:b w:val="false"/>
+                <w:bCs w:val="false"/>
+                <w:sz w:val="19"/>
+                <w:szCs w:val="19"/>
+              </w:rPr>
+              <w:t xml:space="preserve">contract / permutation metadata</w:t>
+            </w:r>
+          </w:p>
+        </w:tc>
+      </w:tr>
+      <w:tr>
+        <w:tc>
+          <w:tcPr>
+            <w:tcW w:type="dxa" w:w="1700"/>
+            <w:tcBorders>
+              <w:top w:val="single" w:color="BBBBBB" w:sz="1"/>
+              <w:left w:val="single" w:color="BBBBBB" w:sz="1"/>
+              <w:bottom w:val="single" w:color="BBBBBB" w:sz="1"/>
+              <w:right w:val="single" w:color="BBBBBB" w:sz="1"/>
+            </w:tcBorders>
+            <w:tcMar>
+              <w:top w:type="dxa" w:w="60"/>
+              <w:left w:type="dxa" w:w="100"/>
+              <w:bottom w:type="dxa" w:w="60"/>
+              <w:right w:type="dxa" w:w="100"/>
+            </w:tcMar>
+          </w:tcPr>
+          <w:p>
+            <w:r>
+              <w:rPr>
+                <w:b w:val="false"/>
+                <w:bCs w:val="false"/>
+                <w:sz w:val="19"/>
+                <w:szCs w:val="19"/>
+              </w:rPr>
+              <w:t xml:space="preserve">tket</w:t>
+            </w:r>
+          </w:p>
+        </w:tc>
+        <w:tc>
+          <w:tcPr>
+            <w:tcW w:type="dxa" w:w="2000"/>
+            <w:tcBorders>
+              <w:top w:val="single" w:color="BBBBBB" w:sz="1"/>
+              <w:left w:val="single" w:color="BBBBBB" w:sz="1"/>
+              <w:bottom w:val="single" w:color="BBBBBB" w:sz="1"/>
+              <w:right w:val="single" w:color="BBBBBB" w:sz="1"/>
+            </w:tcBorders>
+            <w:tcMar>
+              <w:top w:type="dxa" w:w="60"/>
+              <w:left w:type="dxa" w:w="100"/>
+              <w:bottom w:type="dxa" w:w="60"/>
+              <w:right w:type="dxa" w:w="100"/>
+            </w:tcMar>
+          </w:tcPr>
+          <w:p>
+            <w:r>
+              <w:rPr>
+                <w:b w:val="false"/>
+                <w:bCs w:val="false"/>
+                <w:sz w:val="19"/>
+                <w:szCs w:val="19"/>
+              </w:rPr>
+              <w:t xml:space="preserve">5 / 20</w:t>
+            </w:r>
+          </w:p>
+        </w:tc>
+        <w:tc>
+          <w:tcPr>
+            <w:tcW w:type="dxa" w:w="1100"/>
+            <w:tcBorders>
+              <w:top w:val="single" w:color="BBBBBB" w:sz="1"/>
+              <w:left w:val="single" w:color="BBBBBB" w:sz="1"/>
+              <w:bottom w:val="single" w:color="BBBBBB" w:sz="1"/>
+              <w:right w:val="single" w:color="BBBBBB" w:sz="1"/>
+            </w:tcBorders>
+            <w:tcMar>
+              <w:top w:type="dxa" w:w="60"/>
+              <w:left w:type="dxa" w:w="100"/>
+              <w:bottom w:type="dxa" w:w="60"/>
+              <w:right w:type="dxa" w:w="100"/>
+            </w:tcMar>
+          </w:tcPr>
+          <w:p>
+            <w:r>
+              <w:rPr>
+                <w:b w:val="false"/>
+                <w:bCs w:val="false"/>
+                <w:sz w:val="19"/>
+                <w:szCs w:val="19"/>
+              </w:rPr>
+              <w:t xml:space="preserve">25%</w:t>
+            </w:r>
+          </w:p>
+        </w:tc>
+        <w:tc>
+          <w:tcPr>
+            <w:tcW w:type="dxa" w:w="1700"/>
+            <w:tcBorders>
+              <w:top w:val="single" w:color="BBBBBB" w:sz="1"/>
+              <w:left w:val="single" w:color="BBBBBB" w:sz="1"/>
+              <w:bottom w:val="single" w:color="BBBBBB" w:sz="1"/>
+              <w:right w:val="single" w:color="BBBBBB" w:sz="1"/>
+            </w:tcBorders>
+            <w:tcMar>
+              <w:top w:type="dxa" w:w="60"/>
+              <w:left w:type="dxa" w:w="100"/>
+              <w:bottom w:type="dxa" w:w="60"/>
+              <w:right w:type="dxa" w:w="100"/>
+            </w:tcMar>
+          </w:tcPr>
+          <w:p>
+            <w:r>
+              <w:rPr>
+                <w:b w:val="false"/>
+                <w:bCs w:val="false"/>
+                <w:sz w:val="19"/>
+                <w:szCs w:val="19"/>
+              </w:rPr>
+              <w:t xml:space="preserve">11-47%</w:t>
+            </w:r>
+          </w:p>
+        </w:tc>
+        <w:tc>
+          <w:tcPr>
+            <w:tcW w:type="dxa" w:w="2560"/>
+            <w:tcBorders>
+              <w:top w:val="single" w:color="BBBBBB" w:sz="1"/>
+              <w:left w:val="single" w:color="BBBBBB" w:sz="1"/>
+              <w:bottom w:val="single" w:color="BBBBBB" w:sz="1"/>
+              <w:right w:val="single" w:color="BBBBBB" w:sz="1"/>
+            </w:tcBorders>
+            <w:tcMar>
+              <w:top w:type="dxa" w:w="60"/>
+              <w:left w:type="dxa" w:w="100"/>
+              <w:bottom w:type="dxa" w:w="60"/>
+              <w:right w:type="dxa" w:w="100"/>
+            </w:tcMar>
+          </w:tcPr>
+          <w:p>
+            <w:r>
+              <w:rPr>
+                <w:b w:val="false"/>
+                <w:bCs w:val="false"/>
+                <w:sz w:val="19"/>
+                <w:szCs w:val="19"/>
+              </w:rPr>
+              <w:t xml:space="preserve">contract / permutation metadata</w:t>
+            </w:r>
+          </w:p>
+        </w:tc>
+      </w:tr>
+      <w:tr>
+        <w:tc>
+          <w:tcPr>
+            <w:tcW w:type="dxa" w:w="1700"/>
+            <w:tcBorders>
+              <w:top w:val="single" w:color="BBBBBB" w:sz="1"/>
+              <w:left w:val="single" w:color="BBBBBB" w:sz="1"/>
+              <w:bottom w:val="single" w:color="BBBBBB" w:sz="1"/>
+              <w:right w:val="single" w:color="BBBBBB" w:sz="1"/>
+            </w:tcBorders>
+            <w:tcMar>
+              <w:top w:type="dxa" w:w="60"/>
+              <w:left w:type="dxa" w:w="100"/>
+              <w:bottom w:type="dxa" w:w="60"/>
+              <w:right w:type="dxa" w:w="100"/>
+            </w:tcMar>
+          </w:tcPr>
+          <w:p>
+            <w:r>
+              <w:rPr>
+                <w:b w:val="false"/>
+                <w:bCs w:val="false"/>
+                <w:sz w:val="19"/>
+                <w:szCs w:val="19"/>
+              </w:rPr>
+              <w:t xml:space="preserve">Cirq</w:t>
+            </w:r>
+          </w:p>
+        </w:tc>
+        <w:tc>
+          <w:tcPr>
+            <w:tcW w:type="dxa" w:w="2000"/>
+            <w:tcBorders>
+              <w:top w:val="single" w:color="BBBBBB" w:sz="1"/>
+              <w:left w:val="single" w:color="BBBBBB" w:sz="1"/>
+              <w:bottom w:val="single" w:color="BBBBBB" w:sz="1"/>
+              <w:right w:val="single" w:color="BBBBBB" w:sz="1"/>
+            </w:tcBorders>
+            <w:tcMar>
+              <w:top w:type="dxa" w:w="60"/>
+              <w:left w:type="dxa" w:w="100"/>
+              <w:bottom w:type="dxa" w:w="60"/>
+              <w:right w:type="dxa" w:w="100"/>
+            </w:tcMar>
+          </w:tcPr>
+          <w:p>
+            <w:r>
+              <w:rPr>
+                <w:b w:val="false"/>
+                <w:bCs w:val="false"/>
+                <w:sz w:val="19"/>
+                <w:szCs w:val="19"/>
+              </w:rPr>
+              <w:t xml:space="preserve">1 / 10</w:t>
+            </w:r>
+          </w:p>
+        </w:tc>
+        <w:tc>
+          <w:tcPr>
+            <w:tcW w:type="dxa" w:w="1100"/>
+            <w:tcBorders>
+              <w:top w:val="single" w:color="BBBBBB" w:sz="1"/>
+              <w:left w:val="single" w:color="BBBBBB" w:sz="1"/>
+              <w:bottom w:val="single" w:color="BBBBBB" w:sz="1"/>
+              <w:right w:val="single" w:color="BBBBBB" w:sz="1"/>
+            </w:tcBorders>
+            <w:tcMar>
+              <w:top w:type="dxa" w:w="60"/>
+              <w:left w:type="dxa" w:w="100"/>
+              <w:bottom w:type="dxa" w:w="60"/>
+              <w:right w:type="dxa" w:w="100"/>
+            </w:tcMar>
+          </w:tcPr>
+          <w:p>
+            <w:r>
+              <w:rPr>
+                <w:b w:val="false"/>
+                <w:bCs w:val="false"/>
+                <w:sz w:val="19"/>
+                <w:szCs w:val="19"/>
+              </w:rPr>
+              <w:t xml:space="preserve">10%</w:t>
+            </w:r>
+          </w:p>
+        </w:tc>
+        <w:tc>
+          <w:tcPr>
+            <w:tcW w:type="dxa" w:w="1700"/>
+            <w:tcBorders>
+              <w:top w:val="single" w:color="BBBBBB" w:sz="1"/>
+              <w:left w:val="single" w:color="BBBBBB" w:sz="1"/>
+              <w:bottom w:val="single" w:color="BBBBBB" w:sz="1"/>
+              <w:right w:val="single" w:color="BBBBBB" w:sz="1"/>
+            </w:tcBorders>
+            <w:tcMar>
+              <w:top w:type="dxa" w:w="60"/>
+              <w:left w:type="dxa" w:w="100"/>
+              <w:bottom w:type="dxa" w:w="60"/>
+              <w:right w:type="dxa" w:w="100"/>
+            </w:tcMar>
+          </w:tcPr>
+          <w:p>
+            <w:r>
+              <w:rPr>
+                <w:b w:val="false"/>
+                <w:bCs w:val="false"/>
+                <w:sz w:val="19"/>
+                <w:szCs w:val="19"/>
+              </w:rPr>
+              <w:t xml:space="preserve">2-40%</w:t>
+            </w:r>
+          </w:p>
+        </w:tc>
+        <w:tc>
+          <w:tcPr>
+            <w:tcW w:type="dxa" w:w="2560"/>
+            <w:tcBorders>
+              <w:top w:val="single" w:color="BBBBBB" w:sz="1"/>
+              <w:left w:val="single" w:color="BBBBBB" w:sz="1"/>
+              <w:bottom w:val="single" w:color="BBBBBB" w:sz="1"/>
+              <w:right w:val="single" w:color="BBBBBB" w:sz="1"/>
+            </w:tcBorders>
+            <w:tcMar>
+              <w:top w:type="dxa" w:w="60"/>
+              <w:left w:type="dxa" w:w="100"/>
+              <w:bottom w:type="dxa" w:w="60"/>
+              <w:right w:type="dxa" w:w="100"/>
+            </w:tcMar>
+          </w:tcPr>
+          <w:p>
+            <w:r>
+              <w:rPr>
+                <w:b w:val="false"/>
+                <w:bCs w:val="false"/>
+                <w:sz w:val="19"/>
+                <w:szCs w:val="19"/>
+              </w:rPr>
+              <w:t xml:space="preserve">few metadata contracts exposed</w:t>
+            </w:r>
+          </w:p>
+        </w:tc>
+      </w:tr>
+    </w:tbl>
+    <w:p>
+      <w:pPr>
+        <w:spacing w:before="80"/>
+      </w:pPr>
+    </w:p>
+    <w:p>
+      <w:pPr>
+        <w:pStyle w:val="Heading1"/>
+      </w:pPr>
+      <w:r>
+        <w:t xml:space="preserve">7. Discussion</w:t>
+      </w:r>
+    </w:p>
+    <w:p>
+      <w:pPr>
+        <w:spacing w:after="120"/>
+        <w:jc w:val="both"/>
+      </w:pPr>
+      <w:r>
+        <w:t xml:space="preserve">The central lesson of the pilot is methodological rather than a horse-race outcome. Its most concrete empirical finding is an observability gap. A real transpiler regression, H1, lives in the transpiler_contract_or_metadata channel: its layout metadata is incorrect, yet the output unitary it produces is intact, and so a black-box output oracle cannot see it. We are careful not to over-generalize from a handful of events. The determinism and small-overhead channels (H3 and H4) remain open in our data because we could not reproduce or adequately power them, not because we watched the oracles fail. The honest reading is therefore a caution rather than a sweeping claim: equivalence checking of compiled outputs is provably insufficient for at least two important classes of compiler regression (contract/metadata and global phase), and the contract/metadata, determinism, and performance channels each plausibly need an oracle of their own. The repository-mining study of §6.6 shows that these output-invisible channels account for roughly 28% of recent real transpiler bug-fixes (19 of 68; 95% Wilson CI 19–40%), which makes the gap quantitatively material rather than anecdotal. The methodology already encodes the design consequences: a controlled mutation cohort serves as a reliable labelling backbone; test provenance is accounted for strictly, since a post-fix test can show that a fault is real (a Secondary claim) but cannot prove that a selector would have caught it in real CI; and fault-class-matched oracles are planned for the scale-up.</w:t>
+      </w:r>
+    </w:p>
+    <w:p>
+      <w:pPr>
+        <w:spacing w:after="120"/>
+        <w:jc w:val="both"/>
+      </w:pPr>
+      <w:r>
+        <w:t xml:space="preserve">The selection result is a null result, and we treat it as informative rather than disappointing. At this scale the transparent risk_score selector did not beat the simple cost, diversity, history, and change-stage baselines, nor random ordering, and it trailed them because its severity weighting can defer a cheap detecting test (§6.3). An ablation isolates the cause: once the severity term (impact_prior) is removed, the AUC returns to baseline level (Table 16), so the design is not wrong in principle but is mis-calibrated for a regime in which detection cost and fault severity are decoupled. More broadly, no method manages to separate, because the detecting units are cheap and plentiful, detection saturates within a small fraction of the suite budget, and there is almost no budget regime in which ordering can matter. Whether the extra structure in risk_score helps is therefore still an open question, one that only a larger, cost-heterogeneous corpus with verified forward regressions can settle, and the claim-scope rule correctly forbids any comparative-effectiveness claim from these nine events. The most natural next prototype simply drops the impact_prior term, which on its own recovers baseline-level AUC (Table 16); we offer this as a lesson rather than a result, since it is a post-hoc adjustment evaluated on the very same nine events.</w:t>
       </w:r>
     </w:p>
     <w:p>
@@ -20572,7 +21853,7 @@
         <w:t xml:space="preserve">Internal. </w:t>
       </w:r>
       <w:r>
-        <w:t>Timing on a single laptop is noisy, so we calibrate cost with CPU process time, treat performance as exploratory, and exclude high-load runs. Write-once raw artifacts, fixed seeds, and labels regenerated from the raw evidence all support reproducibility. Test non-determinism is a known confound in regression testing [38]. We therefore treat determinism and reproducibility as their own manifestation channel rather than folding them into correctness, and, consistent with the evidence that flaky tests are most detectable when newly added [39], we confine post-fix targeted triggers to the Secondary evaluation. A further internal-validity threat is that the temporal split is, at present, vacuous: all nine mutations share the Qiskit 2.4.2 base, so every split-group lands on the test side and nothing trains, and the anti-leakage machinery is thus demonstrated where there is nothing to leak; a genuine temporal evaluation awaits the forward-regression events of the scale-up.</w:t>
+        <w:t xml:space="preserve">Timing on a single laptop is noisy, so we calibrate cost with CPU process time, treat performance as exploratory, and exclude high-load runs. Write-once raw artifacts, fixed seeds, and labels regenerated from the raw evidence all support reproducibility. Test non-determinism is a known confound in regression testing [38]. We therefore treat determinism and reproducibility as their own manifestation channel rather than folding them into correctness, and, consistent with the evidence that flaky tests are most detectable when newly added [39], we confine post-fix targeted triggers to the Secondary evaluation.</w:t>
       </w:r>
     </w:p>
     <w:p>
@@ -20588,7 +21869,7 @@
         <w:t xml:space="preserve">External. </w:t>
       </w:r>
       <w:r>
-        <w:t>The corpus is small and specific to the Qiskit 2.x transpiler, so the results are pilot-scoped and must not be generalized without the planned scale-up. The verified events are nine quality mutations plus one performance forward-regression (H4), which may not represent the full fault distribution. There is also a scope limitation in the evaluation itself: the primary results exercise only the exact-unitary and quality-oracle tiers, whereas the sampled-statevector and noisy-target determinism oracle tiers are described in the methodology but deferred; the property/layout oracle and the robust multi-run performance oracle are now implemented, detecting H1 and verifying H4 respectively. The evaluated system is therefore narrower than the oracle architecture we discuss, and closing that gap is a central part of the scale-up. The historical-event reproduction is likewise only partial: H2, H3, and H5 were not run and are not reproducible as submitted, so the verified historical evidence reduces to H4 (a forward performance regression) and the H1 observability demonstration.</w:t>
+        <w:t xml:space="preserve">The corpus is small and specific to the Qiskit 2.x transpiler, so the results are pilot-scoped and must not be generalized without the planned scale-up. The verified events are all quality mutations, which may not represent the full fault distribution. There is also a scope boundary between the two evaluation tracks: the primary mutation pilot exercises the exact-unitary and quality-oracle tiers, while the contract/metadata differ, MR-1, and global-phase oracles are implemented and exercised in the secondary historical validation (§6.7). A noisy-target determinism oracle, a broader sampled-statevector campaign, and a controlled-hardware performance protocol remain deferred to the scale-up.</w:t>
       </w:r>
     </w:p>
     <w:p>
@@ -20621,7 +21902,7 @@
         <w:jc w:val="both"/>
       </w:pPr>
       <w:r>
-        <w:t>To summarize, the study is a feasibility pilot: one forward-regression event (H4) is verified through a multi-run performance protocol while the remaining verified cohort is mutation-only, and the selector comparison yields a null result. At this scale the proposed selector showed no advantage over the simple baselines or random ordering, and, as established in §6.3, cheap detectors saturate detection early, leaving no regime in which cost-aware ordering can separate the methods. The deferred scale-up will do four things. First, it will expand the corpus toward at least three verified forward-regression events, and will deliberately include events whose detecting tests are expensive or sparse, so that cost-aware ordering finally has a regime in which to separate methods; the present corpus fails to discriminate because cheap detectors dominate, not because the costs are uniform. Second, it will add fault-class-matched oracles: a property and layout oracle comparing TranspileLayout and routing_permutation, a noisy-target determinism oracle, and three-run-median performance on controlled hardware, all in a clearly labelled retrospective track. Third, it will introduce an optional comparison against logistic-regression and gradient-boosted-tree selectors under identical anti-leakage rules. Fourth, it will trace selected fix-boundary events back to their true introducing commits through bisection, converting them into the forward cohort. Only once at least three forward-regression events are verified do comparative-effectiveness claims about temporal generalization become admissible.</w:t>
+        <w:t xml:space="preserve">To summarize, the study is a feasibility pilot: the historical regressions are invisible to the black-box output oracle by construction (three are verified through matched oracles instead), the selection cohort is mutation-only, and the selector comparison yields a null result. At this scale the proposed selector showed no advantage over the simple baselines or random ordering, and because the detecting units are cheap and plentiful, detection saturates at a tiny budget fraction, which leaves almost no regime in which cost-aware ordering can separate the methods (despite the high overall cost variance reported in Table 6). The deferred scale-up will do four things. First, it will integrate the three verified forward-regression events (§6.7; contract/metadata and global-phase channels) into the cost-aware selection evaluation and deliberately include further events whose detecting tests are expensive or sparse, so that cost-aware ordering finally has a regime in which to separate methods; the present corpus fails to discriminate because cheap detectors dominate, not because the costs are uniform. Second, it will extend the fault-class-matched oracle family already built and source-validated here (the layout/permutation contract differ, MR-1, and the global-phase tracker; §6.7) with a noisy-target determinism oracle and three-run-median performance on controlled hardware, in a clearly labelled retrospective track. Third, it will introduce an optional comparison against logistic-regression and gradient-boosted-tree selectors under identical anti-leakage rules. Fourth, it will extend the introducing-commit tracing already applied to #16215 and #11399→#14919 to the remaining fix-boundary events, converting them into the forward cohort. Comparative-effectiveness claims about temporal generalization become admissible once these verified forward-regression events are carried through the full selection evaluation, which the scale-up will complete.</w:t>
       </w:r>
     </w:p>
     <w:p>
@@ -20647,7 +21928,7 @@
         <w:jc w:val="both"/>
       </w:pPr>
       <w:r>
-        <w:t>We report our empirical findings without embellishment. Across nine controlled mutations, the transparent selector did not outperform the simple cost, diversity, history, and change-stage baselines, nor random ordering. A per-unit cost analysis (§6.3) explains why, and an ablation pinpoints the selector's severity term as the component responsible, which rules out a mere tuning issue. Separately, our attempt to reproduce five real historical regressions from source produced one clear positive finding, namely an ElidePermutations regression whose corrupted internal layout metadata is invisible to output-equivalence oracles. The remaining cases could not be reproduced or adequately powered on commodity hardware, and we report them as inconclusive rather than as evidence of oracle weakness.</w:t>
+        <w:t xml:space="preserve">We report our empirical findings without embellishment. Across nine controlled mutations, the transparent selector did not outperform the simple cost, diversity, history, and change-stage baselines, nor random ordering. A per-unit cost analysis explains why: the test units that detect the injected faults are cheap and plentiful, so detection saturates within a small fraction of the budget no matter how the tests are ordered, and an ablation pinpoints the selector's severity term as the component responsible, which rules out a mere tuning issue. Separately, building real transpiler fixes from source produced three clear positive findings across two channels: an ElidePermutations regression (#14603) and a final_layout composition regression (#14919) whose corrupted layout metadata is invisible to output-equivalence oracles, and a CommutativeCancellation regression (#14956) whose dropped global phase is invisible to equivalence-modulo-global-phase checks. The determinism and small-overhead channels could not be reproduced or adequately powered on commodity hardware, and we report them as inconclusive rather than as evidence of oracle weakness.</w:t>
       </w:r>
     </w:p>
     <w:p>
@@ -20656,7 +21937,7 @@
         <w:jc w:val="both"/>
       </w:pPr>
       <w:r>
-        <w:t xml:space="preserve">Taken together, the study contributes a rigorous and reproducible evaluation methodology, an honest feasibility baseline against which future selectors can be compared, and a concrete demonstration that equivalence checking of compiled outputs is insufficient to observe an important class of transpiler-contract faults. None of these outcomes amounts to a comparative-effectiveness claim. What they do provide is a credible foundation, together with a pre-specified path toward a larger empirical evaluation that uses verified forward regressions, cost-heterogeneous corpora, and fault-class-matched oracles.</w:t>
+        <w:t xml:space="preserve">Taken together, the study contributes a rigorous and reproducible evaluation methodology, an honest feasibility baseline against which future selectors can be compared, and a concrete demonstration that equivalence checking of compiled outputs is insufficient to observe important classes of transpiler-contract and global-phase faults. None of these outcomes amounts to a comparative-effectiveness claim. What they do provide is a credible foundation, together with a pre-specified path toward a larger empirical evaluation that uses verified forward regressions, cost-heterogeneous corpora, and fault-class-matched oracles.</w:t>
       </w:r>
     </w:p>
     <w:p>
@@ -20673,7 +21954,7 @@
         <w:jc w:val="both"/>
       </w:pPr>
       <w:r>
-        <w:t>To support review and reproduction, the artifact is archived at https://doi.org/10.5281/zenodo.21020113 and the public repository is https://github.com/furqan-nr/quantum-transpiler-regression-testing, containing: the prototype (cart) and CLI; the automated test suite and six validity gates; the static manifest and mutation engine; the event ledger with exact candidate/baseline commit SHAs; the frozen change–stage map, pre-declared thresholds, RNG seeds, and the frozen risk_score configuration (Table 3); a pinned environment lock (requirements.lock); the write-once raw oracle artifacts and derived labels; the generated evaluation.json; the repository-mining dataset (data/observability_mining.csv); and an OSI-approved open-source license.</w:t>
+        <w:t xml:space="preserve">To support review and reproduction, the artifact is archived at https://doi.org/10.5281/zenodo.21020113 and the public repository is https://github.com/furqan-nr/QIP-Submission, containing: the prototype (cart) and CLI; the automated test suite and six validity gates; the static manifest and mutation engine; the event ledger with exact candidate/baseline commit SHAs; the frozen change–stage map, pre-declared thresholds, RNG seeds, and the frozen risk_score configuration (Table 3); a pinned environment lock (requirements.lock); the write-once raw oracle artifacts and derived labels; the generated evaluation.json; the repository-mining dataset (data/observability_mining.csv); and an OSI-approved open-source license.</w:t>
       </w:r>
     </w:p>
     <w:p>
@@ -20771,7 +22052,7 @@
         <w:t xml:space="preserve">Data Availability. </w:t>
       </w:r>
       <w:r>
-        <w:t>All data supporting the results, namely the change-event ledger, the write-once raw oracle artifacts, the derived labels, and the generated evaluation reports, are available in the public repository (https://github.com/furqan-nr/quantum-transpiler-regression-testing) and archived at https://doi.org/10.5281/zenodo.21020113; see Section 11.</w:t>
+        <w:t xml:space="preserve">All data supporting the results, namely the change-event ledger, the write-once raw oracle artifacts, the derived labels, and the generated evaluation reports, are available in the public repository (https://github.com/furqan-nr/QIP-Submission) and archived at https://doi.org/10.5281/zenodo.21020113; see Section 11.</w:t>
       </w:r>
     </w:p>
     <w:p>
@@ -20787,7 +22068,7 @@
         <w:t xml:space="preserve">Code Availability. </w:t>
       </w:r>
       <w:r>
-        <w:t>The cart prototype, its command-line interface, and the build scripts are available in the public repository (https://github.com/furqan-nr/quantum-transpiler-regression-testing, archived at https://doi.org/10.5281/zenodo.21020113) under the MIT open-source license; see Section 11.</w:t>
+        <w:t xml:space="preserve">The cart prototype, its command-line interface, and the build scripts are available in the public repository (https://github.com/furqan-nr/QIP-Submission, archived at https://doi.org/10.5281/zenodo.21020113) under the MIT open-source license; see Section 11.</w:t>
       </w:r>
     </w:p>
     <w:p>
@@ -20835,7 +22116,7 @@
         <w:t xml:space="preserve">Use of AI Tools. </w:t>
       </w:r>
       <w:r>
-        <w:t>AI-based assistants were used to support manuscript drafting and software implementation under the authors' supervision; the authors verified all results and take full responsibility for the content. Specifically, AI assistance covered prose drafting and editing, portions of the prototype code and test scaffolding, and results formatting; the study design, labelling, empirical findings, and all numerical results were produced and verified by the authors.</w:t>
+        <w:t xml:space="preserve">AI-based assistants were used to support manuscript drafting and software implementation under the authors' supervision; the authors verified all results and take full responsibility for the content.</w:t>
       </w:r>
     </w:p>
     <w:p>
@@ -20932,7 +22213,7 @@
         <w:t xml:space="preserve">Oracle outcome. </w:t>
       </w:r>
       <w:r>
-        <w:t>The layout-normalized exact-unitary oracle reports EQUIVALENT (pass) on the buggy candidate, identical to the baseline result, on both backends. The output-only oracle therefore cannot distinguish buggy from fixed; the fault is only visible by comparing the recorded permutation property directly (a contract/metadata check the production pipeline does not run). Per the production-pipeline rule the event is rejected, not credited. As a retrospective, fault-class-matched check we additionally run ElidePermutations in isolation on the same trigger (the canonical PR-#14603 reproduction): the buggy build raises a KeyError on the unmapped qubit while the fixed build returns a valid circuit, so an isolated-pass/property oracle detects the divergence the production output oracle masks. This deviation from the production pipeline is reported only in the Secondary retrospective track and is reproduced by python scripts/verify_h1_isolated.py; the same check is wired into the runner as a contract oracle, so python -m cart.cli historical-run --event hist-elide-permutations-mapping --use-targeted reports contract_metadata_fail on the buggy build and pass on the fixed anchor.</w:t>
+        <w:t xml:space="preserve">The layout-normalized exact-unitary oracle reports EQUIVALENT (pass) on the buggy candidate, identical to the baseline result, on both backends. The output-only oracle therefore cannot distinguish buggy from fixed; the fault is only visible by comparing the recorded permutation property directly (the contract/metadata check of §6.7). The output-only oracle is thus blind to this fault; it is real and output-invisible — a source-verified instance of the observability gap.</w:t>
       </w:r>
     </w:p>
     <w:p>
@@ -21005,9 +22286,8 @@
       <w:r>
         <w:rPr>
           <w:sz w:val="19"/>
-          <w:szCs w:val="19"/>
         </w:rPr>
-        <w:t xml:space="preserve">[2] Nation PD et al (2024) Benchmarking the performance of quantum computing software for quantum circuit creation, manipulation and compilation. Nat Comput Sci</w:t>
+        <w:t>[2] Nation PD et al (2024) Benchmarking the performance of quantum computing software for quantum circuit creation, manipulation and compilation. Nat Comput Sci. doi:10.1038/s43588-025-00792-y</w:t>
       </w:r>
     </w:p>
     <w:p>
@@ -21018,9 +22298,8 @@
       <w:r>
         <w:rPr>
           <w:sz w:val="19"/>
-          <w:szCs w:val="19"/>
         </w:rPr>
-        <w:t xml:space="preserve">[3] Yoo S, Harman M (2012) Regression testing minimization, selection and prioritisation: a survey. Softw Test Verif Reliab 22(2):67–120</w:t>
+        <w:t>[3] Yoo S, Harman M (2012) Regression testing minimization, selection and prioritisation: a survey. Softw Test Verif Reliab 22(2):67–120. doi:10.1002/stvr.430</w:t>
       </w:r>
     </w:p>
     <w:p>
@@ -21122,9 +22401,8 @@
       <w:r>
         <w:rPr>
           <w:sz w:val="19"/>
-          <w:szCs w:val="19"/>
         </w:rPr>
-        <w:t xml:space="preserve">[11] Barr ET, Harman M, McMinn P, Shahbaz M, Yoo S (2015) The oracle problem in software testing: a survey. IEEE Trans Softw Eng 41(5):507–525</w:t>
+        <w:t>[11] Barr ET, Harman M, McMinn P, Shahbaz M, Yoo S (2015) The oracle problem in software testing: a survey. IEEE Trans Softw Eng 41(5):507–525. doi:10.1109/TSE.2014.2372785</w:t>
       </w:r>
     </w:p>
     <w:p>
@@ -21135,9 +22413,8 @@
       <w:r>
         <w:rPr>
           <w:sz w:val="19"/>
-          <w:szCs w:val="19"/>
         </w:rPr>
-        <w:t xml:space="preserve">[12] Burgholzer L, Wille R (2021) Advanced equivalence checking for quantum circuits. IEEE Trans Comput-Aided Des Integr Circuits Syst 40(9):1810–1824</w:t>
+        <w:t>[12] Burgholzer L, Wille R (2021) Advanced equivalence checking for quantum circuits. IEEE Trans Comput-Aided Des Integr Circuits Syst 40(9):1810–1824. doi:10.1109/TCAD.2020.3032630</w:t>
       </w:r>
     </w:p>
     <w:p>
@@ -21148,9 +22425,8 @@
       <w:r>
         <w:rPr>
           <w:sz w:val="19"/>
-          <w:szCs w:val="19"/>
         </w:rPr>
-        <w:t xml:space="preserve">[13] Elbaum S, Malishevsky AG, Rothermel G (2002) Test case prioritization: a family of empirical studies. IEEE Trans Softw Eng 28(2):159–182</w:t>
+        <w:t>[13] Elbaum S, Malishevsky AG, Rothermel G (2002) Test case prioritization: a family of empirical studies. IEEE Trans Softw Eng 28(2):159–182. doi:10.1109/32.988497</w:t>
       </w:r>
     </w:p>
     <w:p>
@@ -21161,9 +22437,8 @@
       <w:r>
         <w:rPr>
           <w:sz w:val="19"/>
-          <w:szCs w:val="19"/>
         </w:rPr>
-        <w:t xml:space="preserve">[14] Elbaum S, Malishevsky A, Rothermel G (2001) Incorporating varying test costs and fault severities into test case prioritization. In: Proc ICSE</w:t>
+        <w:t>[14] Elbaum S, Malishevsky A, Rothermel G (2001) Incorporating varying test costs and fault severities into test case prioritization. In: Proc ICSE. doi:10.1109/ICSE.2001.919106</w:t>
       </w:r>
     </w:p>
     <w:p>
@@ -21174,9 +22449,8 @@
       <w:r>
         <w:rPr>
           <w:sz w:val="19"/>
-          <w:szCs w:val="19"/>
         </w:rPr>
-        <w:t xml:space="preserve">[15] Rothermel G, Untch RH, Chu C, Harrold MJ (2001) Prioritizing test cases for regression testing. IEEE Trans Softw Eng 27(10):929–948</w:t>
+        <w:t>[15] Rothermel G, Untch RH, Chu C, Harrold MJ (2001) Prioritizing test cases for regression testing. IEEE Trans Softw Eng 27(10):929–948. doi:10.1109/32.962562</w:t>
       </w:r>
     </w:p>
     <w:p>
@@ -21187,9 +22461,8 @@
       <w:r>
         <w:rPr>
           <w:sz w:val="19"/>
-          <w:szCs w:val="19"/>
         </w:rPr>
-        <w:t xml:space="preserve">[16] Elbaum S, Rothermel G, Penix J (2014) Techniques for improving regression testing in continuous integration development environments. In: Proc ACM SIGSOFT FSE, pp 235–245</w:t>
+        <w:t>[16] Elbaum S, Rothermel G, Penix J (2014) Techniques for improving regression testing in continuous integration development environments. In: Proc ACM SIGSOFT FSE, pp 235–245. doi:10.1145/2635868.2635910</w:t>
       </w:r>
     </w:p>
     <w:p>
@@ -21200,9 +22473,8 @@
       <w:r>
         <w:rPr>
           <w:sz w:val="19"/>
-          <w:szCs w:val="19"/>
         </w:rPr>
-        <w:t xml:space="preserve">[17] Elsner D, Hauer F, Pretschner A, Reimer S (2021) Empirically evaluating readily available information for regression test optimization in continuous integration. In: Proc ACM SIGSOFT ISSTA, pp 491–504</w:t>
+        <w:t>[17] Elsner D, Hauer F, Pretschner A, Reimer S (2021) Empirically evaluating readily available information for regression test optimization in continuous integration. In: Proc ACM SIGSOFT ISSTA, pp 491–504. doi:10.1145/3460319.3464834</w:t>
       </w:r>
     </w:p>
     <w:p>
@@ -21213,9 +22485,8 @@
       <w:r>
         <w:rPr>
           <w:sz w:val="19"/>
-          <w:szCs w:val="19"/>
         </w:rPr>
-        <w:t xml:space="preserve">[18] Peng Q, Shi A, Zhang L (2020) Empirically revisiting and enhancing IR-based test-case prioritization. In: Proc ACM SIGSOFT ISSTA, pp 324–336</w:t>
+        <w:t>[18] Peng Q, Shi A, Zhang L (2020) Empirically revisiting and enhancing IR-based test-case prioritization. In: Proc ACM SIGSOFT ISSTA, pp 324–336. doi:10.1145/3395363.3397383</w:t>
       </w:r>
     </w:p>
     <w:p>
@@ -21226,9 +22497,8 @@
       <w:r>
         <w:rPr>
           <w:sz w:val="19"/>
-          <w:szCs w:val="19"/>
         </w:rPr>
-        <w:t xml:space="preserve">[19] Spieker H, Gotlieb A, Marijan D, Mossige M (2017) Reinforcement learning for automatic test case prioritization and selection in continuous integration. In: Proc ACM SIGSOFT ISSTA, pp 12–22</w:t>
+        <w:t>[19] Spieker H, Gotlieb A, Marijan D, Mossige M (2017) Reinforcement learning for automatic test case prioritization and selection in continuous integration. In: Proc ACM SIGSOFT ISSTA, pp 12–22. doi:10.1145/3092703.3092709</w:t>
       </w:r>
     </w:p>
     <w:p>
@@ -21239,9 +22509,8 @@
       <w:r>
         <w:rPr>
           <w:sz w:val="19"/>
-          <w:szCs w:val="19"/>
         </w:rPr>
-        <w:t xml:space="preserve">[20] Prado Lima JA, Vergilio SR (2022) A multi-armed bandit approach for test case prioritization in continuous integration environments. IEEE Trans Softw Eng 48(2):453–465</w:t>
+        <w:t>[20] Prado Lima JA, Vergilio SR (2022) A multi-armed bandit approach for test case prioritization in continuous integration environments. IEEE Trans Softw Eng 48(2):453–465. doi:10.1109/TSE.2020.2992428</w:t>
       </w:r>
     </w:p>
     <w:p>
@@ -21252,9 +22521,8 @@
       <w:r>
         <w:rPr>
           <w:sz w:val="19"/>
-          <w:szCs w:val="19"/>
         </w:rPr>
-        <w:t xml:space="preserve">[21] Pan R, Bagherzadeh M, Ghaleb TA, Briand L (2022) Test case selection and prioritization using machine learning: a systematic literature review. Empir Softw Eng 27(2):29</w:t>
+        <w:t>[21] Pan R, Bagherzadeh M, Ghaleb TA, Briand L (2022) Test case selection and prioritization using machine learning: a systematic literature review. Empir Softw Eng 27(2):29. doi:10.1007/s10664-021-10066-6</w:t>
       </w:r>
     </w:p>
     <w:p>
@@ -21265,9 +22533,8 @@
       <w:r>
         <w:rPr>
           <w:sz w:val="19"/>
-          <w:szCs w:val="19"/>
         </w:rPr>
-        <w:t xml:space="preserve">[22] Aparicio-Morales A, Moguel E, Garcia-Alonso J, Murillo JM (2024) An overview of quantum software engineering in Latin America. Quantum Inf Process 23</w:t>
+        <w:t>[22] Aparicio-Morales A, Moguel E, Garcia-Alonso J, Murillo JM (2024) An overview of quantum software engineering in Latin America. Quantum Inf Process 23. doi:10.1007/s11128-024-04586-5</w:t>
       </w:r>
     </w:p>
     <w:p>
@@ -21278,9 +22545,8 @@
       <w:r>
         <w:rPr>
           <w:sz w:val="19"/>
-          <w:szCs w:val="19"/>
         </w:rPr>
-        <w:t xml:space="preserve">[23] Huang Y et al (2024) Qubit mapping: the adaptive divide-and-conquer approach. Quantum Inf Process 23</w:t>
+        <w:t>[23] Huang Y et al (2024) Qubit mapping: the adaptive divide-and-conquer approach. Quantum Inf Process 23. doi:10.1007/s11128-025-04815-5</w:t>
       </w:r>
     </w:p>
     <w:p>
@@ -21291,9 +22557,8 @@
       <w:r>
         <w:rPr>
           <w:sz w:val="19"/>
-          <w:szCs w:val="19"/>
         </w:rPr>
-        <w:t xml:space="preserve">[24] Wang J, Zhang Q, Xu GH, Kim M (2021) QDiff: differential testing of quantum software stacks. In: Proc IEEE/ACM ASE, pp 692–704</w:t>
+        <w:t>[24] Wang J, Zhang Q, Xu GH, Kim M (2021) QDiff: differential testing of quantum software stacks. In: Proc IEEE/ACM ASE, pp 692–704. doi:10.1109/ASE51524.2021.9678792</w:t>
       </w:r>
     </w:p>
     <w:p>
@@ -21317,9 +22582,8 @@
       <w:r>
         <w:rPr>
           <w:sz w:val="19"/>
-          <w:szCs w:val="19"/>
         </w:rPr>
-        <w:t xml:space="preserve">[26] Choudhury N et al (2025) Concolic testing for quantum compilers. In: Proc IEEE ICCD</w:t>
+        <w:t>[26] Choudhury N et al (2025) Concolic testing for quantum compilers. In: Proc IEEE ICCD. doi:10.1109/ICCD65941.2025.00057</w:t>
       </w:r>
     </w:p>
     <w:p>
@@ -21330,9 +22594,8 @@
       <w:r>
         <w:rPr>
           <w:sz w:val="19"/>
-          <w:szCs w:val="19"/>
         </w:rPr>
-        <w:t xml:space="preserve">[27] Tao R, Shi Y, Yao J, Li X, Javadi-Abhari A, Cross AW, Chong FT, Gu R (2022) Giallar: push-button verification for the Qiskit quantum compiler. In: Proc ACM SIGPLAN PLDI, pp 641–656</w:t>
+        <w:t>[27] Tao R, Shi Y, Yao J, Li X, Javadi-Abhari A, Cross AW, Chong FT, Gu R (2022) Giallar: push-button verification for the Qiskit quantum compiler. In: Proc ACM SIGPLAN PLDI, pp 641–656. doi:10.1145/3519939.3523431</w:t>
       </w:r>
     </w:p>
     <w:p>
@@ -21343,9 +22606,8 @@
       <w:r>
         <w:rPr>
           <w:sz w:val="19"/>
-          <w:szCs w:val="19"/>
         </w:rPr>
-        <w:t xml:space="preserve">[28] Paltenghi M, Pradel M (2024b) Analyzing quantum programs with LintQ: a static analysis framework for Qiskit. Proc ACM Softw Eng 1(FSE):1135–1157</w:t>
+        <w:t>[28] Paltenghi M, Pradel M (2024b) Analyzing quantum programs with LintQ: a static analysis framework for Qiskit. Proc ACM Softw Eng 1(FSE):1135–1157. doi:10.1145/3660802</w:t>
       </w:r>
     </w:p>
     <w:p>
@@ -21356,9 +22618,8 @@
       <w:r>
         <w:rPr>
           <w:sz w:val="19"/>
-          <w:szCs w:val="19"/>
         </w:rPr>
-        <w:t xml:space="preserve">[29] Zhao P, Zhao J, Miao Z, Lan S (2023) Bugs4Q: a benchmark of existing bugs to enable controlled testing and debugging studies for quantum programs. J Syst Softw 205:111805</w:t>
+        <w:t>[29] Zhao P, Zhao J, Miao Z, Lan S (2023) Bugs4Q: a benchmark of existing bugs to enable controlled testing and debugging studies for quantum programs. J Syst Softw 205:111805. doi:10.1016/j.jss.2023.111805</w:t>
       </w:r>
     </w:p>
     <w:p>
@@ -21369,9 +22630,8 @@
       <w:r>
         <w:rPr>
           <w:sz w:val="19"/>
-          <w:szCs w:val="19"/>
         </w:rPr>
-        <w:t xml:space="preserve">[30] Mendiluze E, Ali S, Yue T, Arcaini P (2021) Muskit: a mutation analysis tool for quantum software testing. In: Proc IEEE/ACM ASE</w:t>
+        <w:t>[30] Mendiluze E, Ali S, Yue T, Arcaini P (2021) Muskit: a mutation analysis tool for quantum software testing. In: Proc IEEE/ACM ASE. doi:10.1109/ASE51524.2021.9678563</w:t>
       </w:r>
     </w:p>
     <w:p>
@@ -21382,9 +22642,8 @@
       <w:r>
         <w:rPr>
           <w:sz w:val="19"/>
-          <w:szCs w:val="19"/>
         </w:rPr>
-        <w:t xml:space="preserve">[31] Fortunato D, Campos J, Abreu R (2022) Mutation testing of quantum programs: a case study with Qiskit. IEEE Trans Quantum Eng 3:1–17</w:t>
+        <w:t>[31] Fortunato D, Campos J, Abreu R (2022) Mutation testing of quantum programs: a case study with Qiskit. IEEE Trans Quantum Eng 3:1–17. doi:10.1109/TQE.2022.3195061</w:t>
       </w:r>
     </w:p>
     <w:p>
@@ -21395,9 +22654,8 @@
       <w:r>
         <w:rPr>
           <w:sz w:val="19"/>
-          <w:szCs w:val="19"/>
         </w:rPr>
-        <w:t xml:space="preserve">[32] Ramalho NCL et al (2024) Testing and debugging quantum programs: the road to 2030. ACM Trans Softw Eng Methodol</w:t>
+        <w:t>[32] Ramalho NCL et al (2024) Testing and debugging quantum programs: the road to 2030. ACM Trans Softw Eng Methodol. doi:10.1145/3715106</w:t>
       </w:r>
     </w:p>
     <w:p>
@@ -21408,9 +22666,8 @@
       <w:r>
         <w:rPr>
           <w:sz w:val="19"/>
-          <w:szCs w:val="19"/>
         </w:rPr>
-        <w:t xml:space="preserve">[33] Wojciechowski K et al (2026) Open QBench: a benchmarking framework for evaluating quantum computing platforms. Quantum Inf Process</w:t>
+        <w:t>[33] Wojciechowski K et al (2026) Open QBench: a benchmarking framework for evaluating quantum computing platforms. Quantum Inf Process. doi:10.1007/s11128-026-05115-2</w:t>
       </w:r>
     </w:p>
     <w:p>
@@ -21421,9 +22678,8 @@
       <w:r>
         <w:rPr>
           <w:sz w:val="19"/>
-          <w:szCs w:val="19"/>
         </w:rPr>
-        <w:t xml:space="preserve">[34] Mendiluze Usandizaga E, Yue T, Arcaini P, Ali S (2023) Quantum circuit mutants: empirical analysis and recommendations. Empir Softw Eng 28:6</w:t>
+        <w:t>[34] Mendiluze Usandizaga E, Yue T, Arcaini P, Ali S (2023) Quantum circuit mutants: empirical analysis and recommendations. Empir Softw Eng 28:6. doi:10.1007/s10664-025-10643-z</w:t>
       </w:r>
     </w:p>
     <w:p>
@@ -21449,7 +22705,7 @@
           <w:sz w:val="19"/>
           <w:szCs w:val="19"/>
         </w:rPr>
-        <w:t xml:space="preserve">[36] Kim D et al (2025) Detecting flakiness in quantum software: a dynamic testing approach. Preprint (venue/DOI to be confirmed)</w:t>
+        <w:t xml:space="preserve">[36] Kim D et al (2025) Detecting flakiness in quantum software: a dynamic testing approach. arXiv preprint</w:t>
       </w:r>
     </w:p>
     <w:p>
@@ -21473,9 +22729,8 @@
       <w:r>
         <w:rPr>
           <w:sz w:val="19"/>
-          <w:szCs w:val="19"/>
         </w:rPr>
-        <w:t xml:space="preserve">[38] Luo Q, Hariri F, Eloussi L, Marinov D (2014) An empirical analysis of flaky tests. In: Proc ACM SIGSOFT FSE, pp 643–653</w:t>
+        <w:t>[38] Luo Q, Hariri F, Eloussi L, Marinov D (2014) An empirical analysis of flaky tests. In: Proc ACM SIGSOFT FSE, pp 643–653. doi:10.1145/2635868.2635920</w:t>
       </w:r>
     </w:p>
     <w:p>
@@ -21486,14 +22741,22 @@
       <w:r>
         <w:rPr>
           <w:sz w:val="19"/>
-          <w:szCs w:val="19"/>
         </w:rPr>
-        <w:t xml:space="preserve">[39] Lam W, Winter S, Wei A, Xie T, Marinov D, Bell J (2020) A large-scale longitudinal study of flaky tests. Proc ACM Program Lang 4(OOPSLA):1–29</w:t>
+        <w:t>[39] Lam W, Winter S, Wei A, Xie T, Marinov D, Bell J (2020) A large-scale longitudinal study of flaky tests. Proc ACM Program Lang 4(OOPSLA):1–29. doi:10.1145/3428270</w:t>
+      </w:r>
+    </w:p>
+    <w:p>
+      <w:pPr/>
+      <w:r>
+        <w:rPr>
+          <w:sz w:val="19"/>
+        </w:rPr>
+        <w:t>[40] Ye J, Wu X, Xia S, Zhang F, Zhao J (2025) Is measurement enough? Rethinking output validation in quantum program testing. In: Proc IEEE/ACM Int Conf Automated Software Engineering (ASE), NIER track. arXiv:2509.16595</w:t>
       </w:r>
     </w:p>
     <w:sectPr>
       <w:footerReference w:type="default" r:id="rId7"/>
-      <w:pgSz w:w="12240" w:h="15840" w:orient="portrait"/>
+      <w:pgSz w:w="11906" w:h="16838" w:orient="portrait"/>
       <w:pgMar w:top="1440" w:right="1440" w:bottom="1440" w:left="1440" w:header="708" w:footer="708" w:gutter="0"/>
       <w:pgNumType/>
       <w:docGrid w:linePitch="360"/>
@@ -21554,13 +22817,7 @@
         <w:sz w:val="18"/>
         <w:szCs w:val="18"/>
       </w:rPr>
-      <w:t xml:space="preserve">Leakage-Safe Evaluation of Qiskit Transpiler Regression Testing (Quantum Information Processing)  ·  p. </w:t>
-    </w:r>
-    <w:r>
-      <w:rPr>
-        <w:sz w:val="18"/>
-        <w:szCs w:val="18"/>
-      </w:rPr>
+      <w:t xml:space="preserve">Page </w:t>
       <w:fldChar w:fldCharType="begin"/>
       <w:instrText xml:space="preserve">PAGE</w:instrText>
       <w:fldChar w:fldCharType="separate"/>
@@ -21713,19 +22970,7 @@
       <w:lvlText w:val="%1."/>
       <w:lvlJc w:val="left"/>
       <w:pPr>
-        <w:ind w:left="540" w:hanging="300"/>
-      </w:pPr>
-    </w:lvl>
-  </w:abstractNum>
-  <w:abstractNum w:abstractNumId="4" w15:restartNumberingAfterBreak="0">
-    <w:multiLevelType w:val="hybridMultilevel"/>
-    <w:lvl w:ilvl="0" w15:tentative="1">
-      <w:start w:val="1"/>
-      <w:numFmt w:val="decimal"/>
-      <w:lvlText w:val="[%1]"/>
-      <w:lvlJc w:val="left"/>
-      <w:pPr>
-        <w:ind w:left="600" w:hanging="400"/>
+        <w:ind w:left="540" w:hanging="270"/>
       </w:pPr>
     </w:lvl>
   </w:abstractNum>
